--- a/Etat de l'art/EtatDeL'art/IV.Solution existante.docx
+++ b/Etat de l'art/EtatDeL'art/IV.Solution existante.docx
@@ -41,19 +41,19 @@
         <w:rPr>
           <w:lang w:val="fr-FR"/>
         </w:rPr>
-        <w:t>La recherche académique a récemment proposé plusieurs approches pour automatiser l’exploitation des plans 2D, avec un accent particulier sur l’extraction de quantités et la détection de symboles</w:t>
-      </w:r>
-      <w:r>
-        <w:rPr>
-          <w:lang w:val="fr-FR"/>
-        </w:rPr>
-        <w:t xml:space="preserve"> et le passage d’un plan 2D en plans 3D</w:t>
-      </w:r>
-      <w:r>
-        <w:rPr>
-          <w:lang w:val="fr-FR"/>
-        </w:rPr>
-        <w:t>. Ces travaux s’inscrivent dans une volonté de réduire le temps et les erreurs liés aux méthodes manuelles, tout en améliorant la fiabilité des estimations et des analyses.</w:t>
+        <w:t>La recherche académique s’intéresse de plus en plus à l’automatisation de l’exploitation des plans architecturaux</w:t>
+      </w:r>
+      <w:r>
+        <w:rPr>
+          <w:lang w:val="fr-FR"/>
+        </w:rPr>
+        <w:t xml:space="preserve"> ou industriel</w:t>
+      </w:r>
+      <w:r>
+        <w:rPr>
+          <w:lang w:val="fr-FR"/>
+        </w:rPr>
+        <w:t>, qu’ils soient en deux ou trois dimensions. Ces travaux visent à réduire le temps et les erreurs liés aux traitements manuels, tout en améliorant la fiabilité et la précision des analyses. Ils s’appuient notamment sur des approches d’extraction de quantités, de détection de symboles, et de conversion automatique de plans 2D en modèles 3D.</w:t>
       </w:r>
     </w:p>
     <w:p>
@@ -65,6 +65,35 @@
       </w:pPr>
       <w:r>
         <w:rPr>
+          <w:lang w:val="fr-FR"/>
+        </w:rPr>
+        <w:t>Les solutions proposées varient toutefois en fonction du type et du format des plans étudiés. Les modèles 3D, souvent riches en informations géométriques et sémantiques, sont principalement exploités pour la planification, l’estimation des coûts ou encore la gestion de chantiers. Leur structure bien définie facilite l’analyse automatisée et leur intégration dans les processus de modélisation des données du bâtiment (BIM). En revanche, les plans 2D, dont les informations sont plus difficiles à extraire automatiquement, suscitent un intérêt croissant pour le développement de méthodes de reconnaissance et de structuration des données à l’aide de la vision par ordinateur et de l’apprentissage automatique. Une part importante de la recherche s’attache également à transformer ces plans 2D en représentations 3D exploitables, afin d’enrichir les outils de conception, de simulation et d’analyse.</w:t>
+      </w:r>
+    </w:p>
+    <w:p>
+      <w:pPr>
+        <w:pStyle w:val="Titre3"/>
+        <w:rPr>
+          <w:lang w:val="fr-FR"/>
+        </w:rPr>
+      </w:pPr>
+      <w:r>
+        <w:rPr>
+          <w:lang w:val="fr-FR"/>
+        </w:rPr>
+        <w:t xml:space="preserve">4.1.1 Les solution 2D </w:t>
+      </w:r>
+    </w:p>
+    <w:p>
+      <w:pPr>
+        <w:pStyle w:val="NormalWeb"/>
+        <w:rPr>
+          <w:lang w:val="fr-FR"/>
+        </w:rPr>
+      </w:pPr>
+      <w:bookmarkStart w:id="0" w:name="_Hlk210722489"/>
+      <w:r>
+        <w:rPr>
           <w:rStyle w:val="lev"/>
           <w:rFonts w:eastAsiaTheme="majorEastAsia"/>
           <w:lang w:val="fr-FR"/>
@@ -110,7 +139,7 @@
         <w:rPr>
           <w:lang w:val="fr-FR"/>
         </w:rPr>
-        <w:t xml:space="preserve"> (QTO), en particulier pour des formes irrégulières comme les tabliers de ponts. Leur méthode combine un modèle de détection d’objets YOLO, entraîné sur 2000 images pour identifier les flèches de </w:t>
+        <w:t xml:space="preserve">, en particulier pour des formes irrégulières comme les tabliers de ponts. Leur méthode combine un modèle de détection d’objets YOLO, entraîné sur 2000 images pour identifier les flèches de </w:t>
       </w:r>
       <w:r>
         <w:rPr>
@@ -181,6 +210,7 @@
         <w:t xml:space="preserve"> par rapport à la méthode manuelle. Bien que prometteuse, cette solution reste limitée par la variabilité des flèches et des formes complexes, nécessitant encore des améliorations du modèle et du prétraitement.</w:t>
       </w:r>
     </w:p>
+    <w:bookmarkEnd w:id="0"/>
     <w:p>
       <w:pPr>
         <w:pStyle w:val="NormalWeb"/>
@@ -335,6 +365,7 @@
           <w:rFonts w:eastAsiaTheme="majorEastAsia"/>
           <w:lang w:val="fr-FR"/>
         </w:rPr>
+        <w:lastRenderedPageBreak/>
         <w:t>Analyse et vectorisation des plans.</w:t>
       </w:r>
       <w:r>
@@ -392,7 +423,26 @@
         <w:rPr>
           <w:lang w:val="fr-FR"/>
         </w:rPr>
-        <w:t>DXF. Leur approche combine la détection des murs, ouvertures et pièces pour produire une sortie exploitable en format IFC, facilitant ainsi la reconstruction 3D ou l’intégration dans un processus BIM.</w:t>
+        <w:t xml:space="preserve">DXF. Leur approche combine la détection des murs, ouvertures et pièces </w:t>
+      </w:r>
+      <w:proofErr w:type="spellStart"/>
+      <w:r>
+        <w:t>pour</w:t>
+      </w:r>
+      <w:proofErr w:type="spellEnd"/>
+      <w:r>
+        <w:t xml:space="preserve"> </w:t>
+      </w:r>
+      <w:proofErr w:type="spellStart"/>
+      <w:r>
+        <w:t>produ</w:t>
+      </w:r>
+      <w:proofErr w:type="spellEnd"/>
+      <w:r>
+        <w:rPr>
+          <w:lang w:val="fr-FR"/>
+        </w:rPr>
+        <w:t>ire une sortie exploitable en format IFC, facilitant ainsi la reconstruction 3D ou l’intégration dans un processus BIM.</w:t>
       </w:r>
       <w:r>
         <w:rPr>
@@ -451,14 +501,7 @@
         <w:rPr>
           <w:lang w:val="fr-FR"/>
         </w:rPr>
-        <w:t xml:space="preserve">vectorisation tout en réduisant fortement le temps de traitement. Cependant, elles restent confrontées à plusieurs </w:t>
-      </w:r>
-      <w:r>
-        <w:rPr>
-          <w:lang w:val="fr-FR"/>
-        </w:rPr>
-        <w:lastRenderedPageBreak/>
-        <w:t>limites</w:t>
+        <w:t>vectorisation tout en réduisant fortement le temps de traitement. Cependant, elles restent confrontées à plusieurs limites</w:t>
       </w:r>
       <w:r>
         <w:rPr>
@@ -2407,10 +2450,9 @@
     <w:next w:val="Normal"/>
     <w:link w:val="Titre3Car"/>
     <w:uiPriority w:val="9"/>
-    <w:semiHidden/>
     <w:unhideWhenUsed/>
     <w:qFormat/>
-    <w:rsid w:val="00CB79EC"/>
+    <w:rsid w:val="009A3D35"/>
     <w:pPr>
       <w:keepNext/>
       <w:keepLines/>
@@ -2419,9 +2461,10 @@
     </w:pPr>
     <w:rPr>
       <w:rFonts w:eastAsiaTheme="majorEastAsia" w:cstheme="majorBidi"/>
-      <w:color w:val="0F4761" w:themeColor="accent1" w:themeShade="BF"/>
+      <w:color w:val="000000" w:themeColor="text1"/>
       <w:sz w:val="28"/>
       <w:szCs w:val="28"/>
+      <w:u w:val="single"/>
     </w:rPr>
   </w:style>
   <w:style w:type="paragraph" w:styleId="Titre4">
@@ -2559,7 +2602,6 @@
   <w:style w:type="character" w:default="1" w:styleId="Policepardfaut">
     <w:name w:val="Default Paragraph Font"/>
     <w:uiPriority w:val="1"/>
-    <w:semiHidden/>
     <w:unhideWhenUsed/>
   </w:style>
   <w:style w:type="table" w:default="1" w:styleId="TableauNormal">
@@ -2618,13 +2660,13 @@
     <w:basedOn w:val="Policepardfaut"/>
     <w:link w:val="Titre3"/>
     <w:uiPriority w:val="9"/>
-    <w:semiHidden/>
-    <w:rsid w:val="00CB79EC"/>
+    <w:rsid w:val="009A3D35"/>
     <w:rPr>
       <w:rFonts w:eastAsiaTheme="majorEastAsia" w:cstheme="majorBidi"/>
-      <w:color w:val="0F4761" w:themeColor="accent1" w:themeShade="BF"/>
+      <w:color w:val="000000" w:themeColor="text1"/>
       <w:sz w:val="28"/>
       <w:szCs w:val="28"/>
+      <w:u w:val="single"/>
     </w:rPr>
   </w:style>
   <w:style w:type="character" w:customStyle="1" w:styleId="Titre4Car">

--- a/Etat de l'art/EtatDeL'art/IV.Solution existante.docx
+++ b/Etat de l'art/EtatDeL'art/IV.Solution existante.docx
@@ -18,6 +18,46 @@
     </w:p>
     <w:p>
       <w:pPr>
+        <w:rPr>
+          <w:lang w:val="fr-FR"/>
+        </w:rPr>
+      </w:pPr>
+    </w:p>
+    <w:p>
+      <w:pPr>
+        <w:rPr>
+          <w:lang w:val="fr-FR"/>
+        </w:rPr>
+      </w:pPr>
+      <w:r>
+        <w:rPr>
+          <w:lang w:val="fr-FR"/>
+        </w:rPr>
+        <w:t>La recherche académique s’intéresse de plus en plus à l’automatisation de l’exploitation des plans architecturaux ou industriel, qu’ils soient en deux ou trois dimensions. Ces travaux visent à réduire le temps et les erreurs liés aux traitements manuels, tout en améliorant la fiabilité et la précision des analyses. Ils s’appuient notamment sur des approches d’extraction de quantités, de détection de symboles, et de conversion automatique de plans 2D en modèles 3D.</w:t>
+      </w:r>
+    </w:p>
+    <w:p>
+      <w:pPr>
+        <w:rPr>
+          <w:lang w:val="fr-FR"/>
+        </w:rPr>
+      </w:pPr>
+      <w:r>
+        <w:rPr>
+          <w:lang w:val="fr-FR"/>
+        </w:rPr>
+        <w:t>Les solutions proposées varient toutefois en fonction du type et du format des plans étudiés. Les modèles 3D, souvent riches en informations géométriques et sémantiques, sont principalement exploités pour la planification, l’estimation des coûts ou encore la gestion de chantiers. Leur structure bien définie facilite l’analyse automatisée et leur intégration dans les processus de modélisation des données du bâtiment. En revanche, les plans 2D, dont les informations sont plus difficiles à extraire automatiquement, suscitent un intérêt croissant pour le développement de méthodes de reconnaissance et de structuration des données à l’aide de la vision par ordinateur et de l’apprentissage automatique. Une part importante de la recherche s’attache également à transformer ces plans 2D en représentations 3D exploitables, afin d’enrichir les outils de conception, de simulation et d’analyse.</w:t>
+      </w:r>
+    </w:p>
+    <w:p>
+      <w:pPr>
+        <w:rPr>
+          <w:lang w:val="fr-FR"/>
+        </w:rPr>
+      </w:pPr>
+    </w:p>
+    <w:p>
+      <w:pPr>
         <w:pStyle w:val="Titre2"/>
         <w:rPr>
           <w:lang w:val="fr-FR"/>
@@ -27,91 +67,129 @@
         <w:rPr>
           <w:lang w:val="fr-FR"/>
         </w:rPr>
-        <w:t>4.1 Solution académiques</w:t>
-      </w:r>
-    </w:p>
-    <w:p>
-      <w:pPr>
-        <w:pStyle w:val="NormalWeb"/>
-        <w:rPr>
-          <w:lang w:val="fr-FR"/>
-        </w:rPr>
-      </w:pPr>
-      <w:r>
-        <w:rPr>
-          <w:lang w:val="fr-FR"/>
-        </w:rPr>
-        <w:t>La recherche académique s’intéresse de plus en plus à l’automatisation de l’exploitation des plans architecturaux</w:t>
-      </w:r>
-      <w:r>
-        <w:rPr>
-          <w:lang w:val="fr-FR"/>
-        </w:rPr>
-        <w:t xml:space="preserve"> ou industriel</w:t>
-      </w:r>
-      <w:r>
-        <w:rPr>
-          <w:lang w:val="fr-FR"/>
-        </w:rPr>
-        <w:t>, qu’ils soient en deux ou trois dimensions. Ces travaux visent à réduire le temps et les erreurs liés aux traitements manuels, tout en améliorant la fiabilité et la précision des analyses. Ils s’appuient notamment sur des approches d’extraction de quantités, de détection de symboles, et de conversion automatique de plans 2D en modèles 3D.</w:t>
-      </w:r>
-    </w:p>
-    <w:p>
-      <w:pPr>
-        <w:pStyle w:val="NormalWeb"/>
-        <w:rPr>
-          <w:lang w:val="fr-FR"/>
-        </w:rPr>
-      </w:pPr>
-      <w:r>
-        <w:rPr>
-          <w:lang w:val="fr-FR"/>
-        </w:rPr>
-        <w:t>Les solutions proposées varient toutefois en fonction du type et du format des plans étudiés. Les modèles 3D, souvent riches en informations géométriques et sémantiques, sont principalement exploités pour la planification, l’estimation des coûts ou encore la gestion de chantiers. Leur structure bien définie facilite l’analyse automatisée et leur intégration dans les processus de modélisation des données du bâtiment (BIM). En revanche, les plans 2D, dont les informations sont plus difficiles à extraire automatiquement, suscitent un intérêt croissant pour le développement de méthodes de reconnaissance et de structuration des données à l’aide de la vision par ordinateur et de l’apprentissage automatique. Une part importante de la recherche s’attache également à transformer ces plans 2D en représentations 3D exploitables, afin d’enrichir les outils de conception, de simulation et d’analyse.</w:t>
-      </w:r>
-    </w:p>
-    <w:p>
-      <w:pPr>
-        <w:pStyle w:val="Titre3"/>
-        <w:rPr>
-          <w:lang w:val="fr-FR"/>
-        </w:rPr>
-      </w:pPr>
-      <w:r>
-        <w:rPr>
-          <w:lang w:val="fr-FR"/>
-        </w:rPr>
-        <w:t xml:space="preserve">4.1.1 Les solution 2D </w:t>
-      </w:r>
-    </w:p>
-    <w:p>
-      <w:pPr>
-        <w:pStyle w:val="NormalWeb"/>
-        <w:rPr>
-          <w:lang w:val="fr-FR"/>
-        </w:rPr>
-      </w:pPr>
-      <w:bookmarkStart w:id="0" w:name="_Hlk210722489"/>
-      <w:r>
-        <w:rPr>
-          <w:rStyle w:val="lev"/>
-          <w:rFonts w:eastAsiaTheme="majorEastAsia"/>
-          <w:lang w:val="fr-FR"/>
-        </w:rPr>
-        <w:t>Extraction de surfaces et calculs de quantités (QTO).</w:t>
+        <w:t>4.</w:t>
+      </w:r>
+      <w:r>
+        <w:rPr>
+          <w:lang w:val="fr-FR"/>
+        </w:rPr>
+        <w:t>1</w:t>
+      </w:r>
+      <w:r>
+        <w:rPr>
+          <w:lang w:val="fr-FR"/>
+        </w:rPr>
+        <w:t xml:space="preserve"> Les solution 2D </w:t>
+      </w:r>
+    </w:p>
+    <w:p>
+      <w:pPr>
+        <w:rPr>
+          <w:lang w:val="fr-FR"/>
+        </w:rPr>
+      </w:pPr>
+    </w:p>
+    <w:p>
+      <w:pPr>
+        <w:rPr>
+          <w:lang w:val="fr-FR"/>
+        </w:rPr>
+      </w:pPr>
+      <w:proofErr w:type="spellStart"/>
+      <w:r>
+        <w:rPr>
+          <w:rStyle w:val="Titre4Car"/>
+          <w:bCs/>
+          <w:iCs w:val="0"/>
+          <w:lang w:val="fr-FR"/>
+        </w:rPr>
+        <w:t>Automatic</w:t>
+      </w:r>
+      <w:proofErr w:type="spellEnd"/>
+      <w:r>
+        <w:rPr>
+          <w:rStyle w:val="Titre4Car"/>
+          <w:bCs/>
+          <w:iCs w:val="0"/>
+          <w:lang w:val="fr-FR"/>
+        </w:rPr>
+        <w:t xml:space="preserve"> </w:t>
+      </w:r>
+      <w:proofErr w:type="spellStart"/>
+      <w:r>
+        <w:rPr>
+          <w:rStyle w:val="Titre4Car"/>
+          <w:bCs/>
+          <w:iCs w:val="0"/>
+          <w:lang w:val="fr-FR"/>
+        </w:rPr>
+        <w:t>Quantity</w:t>
+      </w:r>
+      <w:proofErr w:type="spellEnd"/>
+      <w:r>
+        <w:rPr>
+          <w:rStyle w:val="Titre4Car"/>
+          <w:bCs/>
+          <w:iCs w:val="0"/>
+          <w:lang w:val="fr-FR"/>
+        </w:rPr>
+        <w:t xml:space="preserve"> Takeoff for </w:t>
+      </w:r>
+      <w:proofErr w:type="spellStart"/>
+      <w:r>
+        <w:rPr>
+          <w:rStyle w:val="Titre4Car"/>
+          <w:bCs/>
+          <w:iCs w:val="0"/>
+          <w:lang w:val="fr-FR"/>
+        </w:rPr>
+        <w:t>Irregular</w:t>
+      </w:r>
+      <w:proofErr w:type="spellEnd"/>
+      <w:r>
+        <w:rPr>
+          <w:rStyle w:val="Titre4Car"/>
+          <w:bCs/>
+          <w:iCs w:val="0"/>
+          <w:lang w:val="fr-FR"/>
+        </w:rPr>
+        <w:t xml:space="preserve"> Areas of Architectural, Engineering, and Construction </w:t>
+      </w:r>
+      <w:proofErr w:type="spellStart"/>
+      <w:r>
+        <w:rPr>
+          <w:rStyle w:val="Titre4Car"/>
+          <w:bCs/>
+          <w:iCs w:val="0"/>
+          <w:lang w:val="fr-FR"/>
+        </w:rPr>
+        <w:t>Objects</w:t>
+      </w:r>
+      <w:proofErr w:type="spellEnd"/>
+      <w:r>
+        <w:rPr>
+          <w:rStyle w:val="Titre4Car"/>
+          <w:bCs/>
+          <w:iCs w:val="0"/>
+          <w:lang w:val="fr-FR"/>
+        </w:rPr>
+        <w:t xml:space="preserve"> from 2D Drawings</w:t>
       </w:r>
       <w:r>
         <w:rPr>
           <w:lang w:val="fr-FR"/>
         </w:rPr>
         <w:br/>
+      </w:r>
+      <w:r>
+        <w:rPr>
+          <w:lang w:val="fr-FR"/>
+        </w:rPr>
         <w:t xml:space="preserve">Li et Zhang (2025) proposent un algorithme de détection des contours pour automatiser les </w:t>
       </w:r>
       <w:proofErr w:type="spellStart"/>
       <w:r>
         <w:rPr>
-          <w:rStyle w:val="Accentuation"/>
-          <w:rFonts w:eastAsiaTheme="majorEastAsia"/>
           <w:lang w:val="fr-FR"/>
         </w:rPr>
         <w:t>Quantity</w:t>
@@ -119,8 +197,6 @@
       <w:proofErr w:type="spellEnd"/>
       <w:r>
         <w:rPr>
-          <w:rStyle w:val="Accentuation"/>
-          <w:rFonts w:eastAsiaTheme="majorEastAsia"/>
           <w:lang w:val="fr-FR"/>
         </w:rPr>
         <w:t xml:space="preserve"> </w:t>
@@ -128,8 +204,6 @@
       <w:proofErr w:type="spellStart"/>
       <w:r>
         <w:rPr>
-          <w:rStyle w:val="Accentuation"/>
-          <w:rFonts w:eastAsiaTheme="majorEastAsia"/>
           <w:lang w:val="fr-FR"/>
         </w:rPr>
         <w:t>Takeoffs</w:t>
@@ -139,19 +213,7 @@
         <w:rPr>
           <w:lang w:val="fr-FR"/>
         </w:rPr>
-        <w:t xml:space="preserve">, en particulier pour des formes irrégulières comme les tabliers de ponts. Leur méthode combine un modèle de détection d’objets YOLO, entraîné sur 2000 images pour identifier les flèches de </w:t>
-      </w:r>
-      <w:r>
-        <w:rPr>
-          <w:lang w:val="fr-FR"/>
-        </w:rPr>
-        <w:t>côtes</w:t>
-      </w:r>
-      <w:r>
-        <w:rPr>
-          <w:lang w:val="fr-FR"/>
-        </w:rPr>
-        <w:t xml:space="preserve">, avec une analyse par contours basée sur </w:t>
+        <w:t xml:space="preserve">, en particulier pour des formes irrégulières comme les tabliers de ponts. Leur méthode combine un modèle de détection d’objets YOLO, entraîné sur 2000 images pour identifier les flèches de côtes, avec une analyse par contours basée sur </w:t>
       </w:r>
       <w:proofErr w:type="spellStart"/>
       <w:r>
@@ -179,172 +241,184 @@
         <w:rPr>
           <w:lang w:val="fr-FR"/>
         </w:rPr>
-        <w:t xml:space="preserve">. Cette approche atteint une précision de </w:t>
-      </w:r>
-      <w:r>
-        <w:rPr>
-          <w:rStyle w:val="lev"/>
-          <w:rFonts w:eastAsiaTheme="majorEastAsia"/>
-          <w:lang w:val="fr-FR"/>
-        </w:rPr>
-        <w:t>94,1 % pour le calcul des surfaces</w:t>
-      </w:r>
-      <w:r>
-        <w:rPr>
-          <w:lang w:val="fr-FR"/>
-        </w:rPr>
-        <w:t xml:space="preserve"> et réduit de </w:t>
-      </w:r>
-      <w:r>
-        <w:rPr>
-          <w:rStyle w:val="lev"/>
-          <w:rFonts w:eastAsiaTheme="majorEastAsia"/>
-          <w:lang w:val="fr-FR"/>
-        </w:rPr>
-        <w:t>99 % le temps de traitement</w:t>
-      </w:r>
-      <w:r>
-        <w:rPr>
-          <w:lang w:val="fr-FR"/>
-        </w:rPr>
-        <w:t xml:space="preserve"> par rapport à la méthode manuelle. Bien que prometteuse, cette solution reste limitée par la variabilité des flèches et des formes complexes, nécessitant encore des améliorations du modèle et du prétraitement.</w:t>
-      </w:r>
-    </w:p>
-    <w:bookmarkEnd w:id="0"/>
-    <w:p>
-      <w:pPr>
-        <w:pStyle w:val="NormalWeb"/>
-        <w:rPr>
-          <w:lang w:val="fr-FR"/>
-        </w:rPr>
-      </w:pPr>
-      <w:r>
-        <w:rPr>
-          <w:rStyle w:val="lev"/>
-          <w:rFonts w:eastAsiaTheme="majorEastAsia"/>
-          <w:lang w:val="fr-FR"/>
-        </w:rPr>
-        <w:t>Détection automatique de symboles dans les plans.</w:t>
+        <w:t>. Cette approche atteint une précision de 94,1 % pour le calcul des surfaces et réduit de 99 % le temps de traitement par rapport à la méthode manuelle. Bien que prometteuse, cette solution reste limitée par la variabilité des flèches et des formes complexes, nécessitant encore des améliorations du modèle et du prétraitement.</w:t>
+      </w:r>
+    </w:p>
+    <w:p>
+      <w:pPr>
+        <w:rPr>
+          <w:lang w:val="fr-FR"/>
+        </w:rPr>
+      </w:pPr>
+    </w:p>
+    <w:p>
+      <w:pPr>
+        <w:pStyle w:val="Sansinterligne"/>
+        <w:rPr>
+          <w:lang w:val="fr-FR"/>
+        </w:rPr>
+      </w:pPr>
+      <w:proofErr w:type="spellStart"/>
+      <w:r>
+        <w:rPr>
+          <w:rStyle w:val="Titre4Car"/>
+          <w:lang w:val="fr-FR"/>
+        </w:rPr>
+        <w:t>CADSpotting</w:t>
+      </w:r>
+      <w:proofErr w:type="spellEnd"/>
+      <w:r>
+        <w:rPr>
+          <w:rStyle w:val="Titre4Car"/>
+          <w:lang w:val="fr-FR"/>
+        </w:rPr>
+        <w:t xml:space="preserve">: </w:t>
+      </w:r>
+      <w:proofErr w:type="spellStart"/>
+      <w:r>
+        <w:rPr>
+          <w:rStyle w:val="Titre4Car"/>
+          <w:lang w:val="fr-FR"/>
+        </w:rPr>
+        <w:t>Robust</w:t>
+      </w:r>
+      <w:proofErr w:type="spellEnd"/>
+      <w:r>
+        <w:rPr>
+          <w:rStyle w:val="Titre4Car"/>
+          <w:lang w:val="fr-FR"/>
+        </w:rPr>
+        <w:t xml:space="preserve"> </w:t>
+      </w:r>
+      <w:proofErr w:type="spellStart"/>
+      <w:r>
+        <w:rPr>
+          <w:rStyle w:val="Titre4Car"/>
+          <w:lang w:val="fr-FR"/>
+        </w:rPr>
+        <w:t>Panoptic</w:t>
+      </w:r>
+      <w:proofErr w:type="spellEnd"/>
+      <w:r>
+        <w:rPr>
+          <w:rStyle w:val="Titre4Car"/>
+          <w:lang w:val="fr-FR"/>
+        </w:rPr>
+        <w:t xml:space="preserve"> Symbol Spotting on Large-</w:t>
+      </w:r>
+      <w:proofErr w:type="spellStart"/>
+      <w:r>
+        <w:rPr>
+          <w:rStyle w:val="Titre4Car"/>
+          <w:lang w:val="fr-FR"/>
+        </w:rPr>
+        <w:t>Scale</w:t>
+      </w:r>
+      <w:proofErr w:type="spellEnd"/>
+      <w:r>
+        <w:rPr>
+          <w:rStyle w:val="Titre4Car"/>
+          <w:lang w:val="fr-FR"/>
+        </w:rPr>
+        <w:t xml:space="preserve"> CAD Drawings</w:t>
       </w:r>
       <w:r>
         <w:rPr>
           <w:lang w:val="fr-FR"/>
         </w:rPr>
         <w:br/>
-        <w:t xml:space="preserve">Jamieson, Moreno-Garcia et Elyan (2025) développent un cadre basé sur l’apprentissage profond pour la détection de symboles dans des plans de construction complexes. Leur étude compare deux modèles de pointe : </w:t>
-      </w:r>
-      <w:r>
-        <w:rPr>
-          <w:rStyle w:val="lev"/>
-          <w:rFonts w:eastAsiaTheme="majorEastAsia"/>
-          <w:lang w:val="fr-FR"/>
-        </w:rPr>
-        <w:t>YOLOv7</w:t>
-      </w:r>
-      <w:r>
-        <w:rPr>
-          <w:lang w:val="fr-FR"/>
-        </w:rPr>
-        <w:t xml:space="preserve"> et </w:t>
+      </w:r>
+      <w:r>
+        <w:rPr>
+          <w:lang w:val="fr-FR"/>
+        </w:rPr>
+        <w:t>L’objectif est de proposer un outil capable de passer d’un plan 2D vectorisé à un plan semi-3D, dont la hauteur des murs est prédéterminée.</w:t>
+      </w:r>
+      <w:r>
+        <w:rPr>
+          <w:lang w:val="fr-FR"/>
+        </w:rPr>
+        <w:br/>
+        <w:t xml:space="preserve">L’idée qu’ont eue les chercheurs est de transformer les lignes des dessins en nuages de points afin de pouvoir utiliser un encodeur PTv3 (Point Transformer v3) couplé à un décodeur Transformer pour produire une carte panoptique, qui servira de base à la reconstruction d’un plan semi-3D. </w:t>
+      </w:r>
+    </w:p>
+    <w:p>
+      <w:pPr>
+        <w:rPr>
+          <w:lang w:val="fr-FR"/>
+        </w:rPr>
+      </w:pPr>
+      <w:r>
+        <w:rPr>
+          <w:lang w:val="fr-FR"/>
+        </w:rPr>
+        <w:lastRenderedPageBreak/>
+        <w:t xml:space="preserve">Avec cette méthode, </w:t>
       </w:r>
       <w:proofErr w:type="spellStart"/>
       <w:r>
         <w:rPr>
-          <w:rStyle w:val="lev"/>
-          <w:rFonts w:eastAsiaTheme="majorEastAsia"/>
-          <w:lang w:val="fr-FR"/>
-        </w:rPr>
-        <w:t>Faster</w:t>
+          <w:lang w:val="fr-FR"/>
+        </w:rPr>
+        <w:t>CADSpotting</w:t>
       </w:r>
       <w:proofErr w:type="spellEnd"/>
       <w:r>
         <w:rPr>
-          <w:rStyle w:val="lev"/>
-          <w:rFonts w:eastAsiaTheme="majorEastAsia"/>
-          <w:lang w:val="fr-FR"/>
-        </w:rPr>
-        <w:t xml:space="preserve"> R-CNN</w:t>
-      </w:r>
-      <w:r>
-        <w:rPr>
-          <w:lang w:val="fr-FR"/>
-        </w:rPr>
-        <w:t xml:space="preserve">, appliqués à un jeu de données industriel de 198 plans (plomberie, HVAC, etc.), représentant plus de 6000 symboles annotés. Les résultats montrent une </w:t>
-      </w:r>
-      <w:r>
-        <w:rPr>
-          <w:rStyle w:val="lev"/>
-          <w:rFonts w:eastAsiaTheme="majorEastAsia"/>
-          <w:lang w:val="fr-FR"/>
-        </w:rPr>
-        <w:t xml:space="preserve">mAP@0.5 de 79 % pour YOLOv7 et 83 % pour </w:t>
+          <w:lang w:val="fr-FR"/>
+        </w:rPr>
+        <w:t xml:space="preserve"> fait mieux que </w:t>
       </w:r>
       <w:proofErr w:type="spellStart"/>
       <w:r>
         <w:rPr>
-          <w:rStyle w:val="lev"/>
-          <w:rFonts w:eastAsiaTheme="majorEastAsia"/>
-          <w:lang w:val="fr-FR"/>
-        </w:rPr>
-        <w:t>Faster</w:t>
+          <w:lang w:val="fr-FR"/>
+        </w:rPr>
+        <w:t>SymPoint</w:t>
       </w:r>
       <w:proofErr w:type="spellEnd"/>
       <w:r>
         <w:rPr>
-          <w:rStyle w:val="lev"/>
-          <w:rFonts w:eastAsiaTheme="majorEastAsia"/>
-          <w:lang w:val="fr-FR"/>
-        </w:rPr>
-        <w:t xml:space="preserve"> R-CNN</w:t>
-      </w:r>
-      <w:r>
-        <w:rPr>
-          <w:lang w:val="fr-FR"/>
-        </w:rPr>
-        <w:t xml:space="preserve">, avec une précision globale supérieure à </w:t>
-      </w:r>
-      <w:r>
-        <w:rPr>
-          <w:rStyle w:val="lev"/>
-          <w:rFonts w:eastAsiaTheme="majorEastAsia"/>
-          <w:lang w:val="fr-FR"/>
-        </w:rPr>
-        <w:t>95 %</w:t>
-      </w:r>
-      <w:r>
-        <w:rPr>
-          <w:lang w:val="fr-FR"/>
-        </w:rPr>
-        <w:t>. Cette méthode permet d’automatiser des tâches comme la génération de listes de matériaux et démontre l’efficacité des CNN pour extraire des informations même dans des documents très denses. Toutefois, des défis persistent, notamment liés à l’</w:t>
-      </w:r>
-      <w:r>
-        <w:rPr>
-          <w:rStyle w:val="lev"/>
-          <w:rFonts w:eastAsiaTheme="majorEastAsia"/>
-          <w:lang w:val="fr-FR"/>
-        </w:rPr>
-        <w:t>équilibre des classes</w:t>
-      </w:r>
-      <w:r>
-        <w:rPr>
-          <w:lang w:val="fr-FR"/>
-        </w:rPr>
-        <w:t xml:space="preserve"> avec </w:t>
-      </w:r>
-      <w:r>
-        <w:rPr>
-          <w:lang w:val="fr-FR"/>
-        </w:rPr>
-        <w:t xml:space="preserve">certains symboles rares étant mal détectés et à la </w:t>
-      </w:r>
-      <w:r>
-        <w:rPr>
-          <w:rStyle w:val="lev"/>
-          <w:rFonts w:eastAsiaTheme="majorEastAsia"/>
-          <w:lang w:val="fr-FR"/>
-        </w:rPr>
-        <w:t>faible taille des objets</w:t>
-      </w:r>
+          <w:lang w:val="fr-FR"/>
+        </w:rPr>
+        <w:t xml:space="preserve"> (sorti en 2024) et atteint un score F1 de 92,8 % contre 86,8 % pour </w:t>
+      </w:r>
+      <w:proofErr w:type="spellStart"/>
+      <w:r>
+        <w:rPr>
+          <w:lang w:val="fr-FR"/>
+        </w:rPr>
+        <w:t>SymPoint</w:t>
+      </w:r>
+      <w:proofErr w:type="spellEnd"/>
+      <w:r>
+        <w:rPr>
+          <w:lang w:val="fr-FR"/>
+        </w:rPr>
+        <w:t xml:space="preserve">, ainsi qu’un score </w:t>
+      </w:r>
+      <w:proofErr w:type="spellStart"/>
+      <w:r>
+        <w:rPr>
+          <w:lang w:val="fr-FR"/>
+        </w:rPr>
+        <w:t>wF</w:t>
+      </w:r>
+      <w:proofErr w:type="spellEnd"/>
+      <w:r>
+        <w:rPr>
+          <w:lang w:val="fr-FR"/>
+        </w:rPr>
+        <w:t xml:space="preserve"> de 93,2 % contre 85,5 % sur le jeu de données </w:t>
+      </w:r>
+      <w:proofErr w:type="spellStart"/>
+      <w:r>
+        <w:rPr>
+          <w:lang w:val="fr-FR"/>
+        </w:rPr>
+        <w:t>FloorPlanCAD</w:t>
+      </w:r>
+      <w:proofErr w:type="spellEnd"/>
       <w:r>
         <w:rPr>
           <w:lang w:val="fr-FR"/>
@@ -354,460 +428,983 @@
     </w:p>
     <w:p>
       <w:pPr>
-        <w:pStyle w:val="NormalWeb"/>
-        <w:rPr>
-          <w:lang w:val="fr-FR"/>
-        </w:rPr>
-      </w:pPr>
-      <w:r>
-        <w:rPr>
-          <w:rStyle w:val="lev"/>
-          <w:rFonts w:eastAsiaTheme="majorEastAsia"/>
-          <w:lang w:val="fr-FR"/>
-        </w:rPr>
-        <w:lastRenderedPageBreak/>
-        <w:t>Analyse et vectorisation des plans.</w:t>
+        <w:rPr>
+          <w:lang w:val="fr-FR"/>
+        </w:rPr>
+      </w:pPr>
+      <w:r>
+        <w:rPr>
+          <w:lang w:val="fr-FR"/>
+        </w:rPr>
+        <w:t>Les limites se situent dans la qualité des plans 3D générés, en effet cela permet d’obtenir une bonne vue d’ensemble de l’étage, et la principale avancée de ce projet réside dans la reconnaissance des portes et des fenêtres, qui sont placées et orientées de manière cohérente avec le plan d’origine.</w:t>
       </w:r>
       <w:r>
         <w:rPr>
           <w:lang w:val="fr-FR"/>
         </w:rPr>
         <w:br/>
-        <w:t xml:space="preserve">D’autres travaux par ex. </w:t>
+        <w:t xml:space="preserve">Cependant, malgré cette avancée, </w:t>
       </w:r>
       <w:proofErr w:type="spellStart"/>
       <w:r>
         <w:rPr>
           <w:lang w:val="fr-FR"/>
         </w:rPr>
-        <w:t>Gerstweiler</w:t>
+        <w:t>CADSpotting</w:t>
       </w:r>
       <w:proofErr w:type="spellEnd"/>
       <w:r>
         <w:rPr>
           <w:lang w:val="fr-FR"/>
         </w:rPr>
-        <w:t xml:space="preserve"> et al. </w:t>
-      </w:r>
-      <w:r>
-        <w:rPr>
-          <w:lang w:val="fr-FR"/>
-        </w:rPr>
-        <w:t>(</w:t>
-      </w:r>
-      <w:r>
-        <w:rPr>
-          <w:lang w:val="fr-FR"/>
-        </w:rPr>
-        <w:t xml:space="preserve">2018) se concentrent sur l’extraction des données structurelles et sémantiques des plans 2D </w:t>
-      </w:r>
-      <w:r>
-        <w:rPr>
-          <w:lang w:val="fr-FR"/>
-        </w:rPr>
-        <w:t>type</w:t>
-      </w:r>
-      <w:r>
-        <w:rPr>
-          <w:lang w:val="fr-FR"/>
-        </w:rPr>
-        <w:t xml:space="preserve"> DWG</w:t>
-      </w:r>
-      <w:r>
-        <w:rPr>
-          <w:lang w:val="fr-FR"/>
-        </w:rPr>
-        <w:t xml:space="preserve"> ou </w:t>
-      </w:r>
-      <w:r>
-        <w:rPr>
-          <w:lang w:val="fr-FR"/>
-        </w:rPr>
-        <w:t xml:space="preserve">DXF. Leur approche combine la détection des murs, ouvertures et pièces </w:t>
-      </w:r>
-      <w:proofErr w:type="spellStart"/>
-      <w:r>
-        <w:t>pour</w:t>
-      </w:r>
-      <w:proofErr w:type="spellEnd"/>
-      <w:r>
-        <w:t xml:space="preserve"> </w:t>
-      </w:r>
-      <w:proofErr w:type="spellStart"/>
-      <w:r>
-        <w:t>produ</w:t>
-      </w:r>
-      <w:proofErr w:type="spellEnd"/>
-      <w:r>
-        <w:rPr>
-          <w:lang w:val="fr-FR"/>
-        </w:rPr>
-        <w:t>ire une sortie exploitable en format IFC, facilitant ainsi la reconstruction 3D ou l’intégration dans un processus BIM.</w:t>
-      </w:r>
-      <w:r>
-        <w:rPr>
-          <w:lang w:val="fr-FR"/>
-        </w:rPr>
-        <w:t xml:space="preserve"> Méme si l’étude n’a pas pour finalité de fournir des métrés elle passe par l’extraction de celle-ci. </w:t>
-      </w:r>
-      <w:r>
-        <w:rPr>
-          <w:lang w:val="fr-FR"/>
-        </w:rPr>
-        <w:t>Les performances sont élevées précision de 98,2 % pour les fenêtres et rappel de 92,3 %, mais ces solutions s’appliquent surtout aux formats vectoriels et non aux PDF/images, qui dominent dans la pratique.</w:t>
-      </w:r>
-    </w:p>
-    <w:p>
-      <w:pPr>
-        <w:pStyle w:val="NormalWeb"/>
-        <w:rPr>
-          <w:lang w:val="fr-FR"/>
-        </w:rPr>
-      </w:pPr>
-      <w:r>
-        <w:rPr>
-          <w:rStyle w:val="lev"/>
-          <w:rFonts w:eastAsiaTheme="majorEastAsia"/>
-          <w:lang w:val="fr-FR"/>
-        </w:rPr>
-        <w:t>Synthèse.</w:t>
+        <w:t xml:space="preserve"> ne permet pas encore de remplacer un plan 3D natif, car certaines mesures comme la hauteur des murs ou les dimensions des fenêtres restent prédéterminées et approximatives.</w:t>
       </w:r>
       <w:r>
         <w:rPr>
           <w:lang w:val="fr-FR"/>
         </w:rPr>
         <w:br/>
-        <w:t xml:space="preserve">Ces solutions académiques démontrent que les approches basées sur la vision par ordinateur et l’apprentissage profond offrent un potentiel considérable pour l’automatisation du traitement des plans 2D. Elles permettent déjà d’atteindre des niveaux de précision élevés pour des tâches ciblées </w:t>
-      </w:r>
-      <w:r>
-        <w:rPr>
-          <w:lang w:val="fr-FR"/>
-        </w:rPr>
-        <w:t>comme l’extraction des métré</w:t>
-      </w:r>
-      <w:r>
-        <w:rPr>
-          <w:lang w:val="fr-FR"/>
-        </w:rPr>
-        <w:t>, détection de symboles</w:t>
-      </w:r>
-      <w:r>
-        <w:rPr>
-          <w:lang w:val="fr-FR"/>
-        </w:rPr>
-        <w:t xml:space="preserve"> ou </w:t>
-      </w:r>
-      <w:r>
-        <w:rPr>
-          <w:lang w:val="fr-FR"/>
-        </w:rPr>
-        <w:t>vectorisation tout en réduisant fortement le temps de traitement. Cependant, elles restent confrontées à plusieurs limites</w:t>
-      </w:r>
-      <w:r>
-        <w:rPr>
-          <w:lang w:val="fr-FR"/>
-        </w:rPr>
-        <w:t xml:space="preserve"> comme la </w:t>
-      </w:r>
-      <w:r>
-        <w:rPr>
-          <w:lang w:val="fr-FR"/>
-        </w:rPr>
-        <w:t xml:space="preserve">disponibilité limitée des </w:t>
-      </w:r>
-      <w:proofErr w:type="spellStart"/>
-      <w:r>
-        <w:rPr>
-          <w:lang w:val="fr-FR"/>
-        </w:rPr>
-        <w:t>datasets</w:t>
-      </w:r>
-      <w:proofErr w:type="spellEnd"/>
-      <w:r>
-        <w:rPr>
-          <w:lang w:val="fr-FR"/>
-        </w:rPr>
-        <w:t xml:space="preserve"> annotés, variabilité des conventions graphiques, difficulté à traiter les scans bruités ou de faible résolution, et manque de robustesse pour généraliser à l’ensemble des cas rencontrés dans l’industrie.</w:t>
-      </w:r>
-    </w:p>
-    <w:p>
-      <w:pPr>
-        <w:rPr>
-          <w:rFonts w:ascii="Times New Roman" w:eastAsia="Times New Roman" w:hAnsi="Times New Roman" w:cs="Times New Roman"/>
-          <w:kern w:val="0"/>
-          <w:lang w:val="fr-FR" w:eastAsia="es-AR"/>
-          <w14:ligatures w14:val="none"/>
-        </w:rPr>
-      </w:pPr>
-    </w:p>
-    <w:p>
-      <w:pPr>
-        <w:spacing w:before="100" w:beforeAutospacing="1" w:after="100" w:afterAutospacing="1" w:line="240" w:lineRule="auto"/>
-        <w:rPr>
-          <w:rFonts w:ascii="Times New Roman" w:eastAsia="Times New Roman" w:hAnsi="Times New Roman" w:cs="Times New Roman"/>
-          <w:kern w:val="0"/>
-          <w:lang w:val="fr-FR" w:eastAsia="es-AR"/>
-          <w14:ligatures w14:val="none"/>
-        </w:rPr>
-      </w:pPr>
-    </w:p>
-    <w:p>
-      <w:pPr>
-        <w:numPr>
-          <w:ilvl w:val="0"/>
-          <w:numId w:val="9"/>
-        </w:numPr>
-        <w:spacing w:before="100" w:beforeAutospacing="1" w:after="100" w:afterAutospacing="1" w:line="240" w:lineRule="auto"/>
-        <w:rPr>
-          <w:rFonts w:ascii="Times New Roman" w:eastAsia="Times New Roman" w:hAnsi="Times New Roman" w:cs="Times New Roman"/>
-          <w:kern w:val="0"/>
-          <w:lang w:eastAsia="es-AR"/>
-          <w14:ligatures w14:val="none"/>
-        </w:rPr>
-      </w:pPr>
-      <w:proofErr w:type="spellStart"/>
-      <w:r>
-        <w:rPr>
-          <w:rFonts w:ascii="Times New Roman" w:eastAsia="Times New Roman" w:hAnsi="Times New Roman" w:cs="Times New Roman"/>
+        <w:t>De plus, le modèle ne semble pas prendre en compte les données textuelles du plan, ce qui pourrait conduire à un manque partiel d’informations.</w:t>
+      </w:r>
+    </w:p>
+    <w:p>
+      <w:pPr>
+        <w:rPr>
+          <w:lang w:val="fr-FR"/>
+        </w:rPr>
+      </w:pPr>
+    </w:p>
+    <w:p>
+      <w:pPr>
+        <w:pStyle w:val="Sansinterligne"/>
+        <w:rPr>
+          <w:rStyle w:val="Titre4Car"/>
+          <w:rFonts w:eastAsiaTheme="minorHAnsi" w:cstheme="minorBidi"/>
+          <w:b w:val="0"/>
+          <w:iCs w:val="0"/>
+          <w:color w:val="auto"/>
+          <w:lang w:val="en-US"/>
+        </w:rPr>
+      </w:pPr>
+      <w:r>
+        <w:rPr>
+          <w:rStyle w:val="Titre4Car"/>
+          <w:rFonts w:eastAsiaTheme="minorHAnsi" w:cstheme="minorBidi"/>
+          <w:iCs w:val="0"/>
+          <w:color w:val="auto"/>
+          <w:lang w:val="en-US"/>
+        </w:rPr>
+        <w:t xml:space="preserve">Enhanced Automated Construction Quantity </w:t>
+      </w:r>
+      <w:proofErr w:type="gramStart"/>
+      <w:r>
+        <w:rPr>
+          <w:rStyle w:val="Titre4Car"/>
+          <w:rFonts w:eastAsiaTheme="minorHAnsi" w:cstheme="minorBidi"/>
+          <w:iCs w:val="0"/>
+          <w:color w:val="auto"/>
+          <w:lang w:val="en-US"/>
+        </w:rPr>
+        <w:t>Takeoff :</w:t>
+      </w:r>
+      <w:proofErr w:type="gramEnd"/>
+      <w:r>
+        <w:rPr>
+          <w:rStyle w:val="Titre4Car"/>
+          <w:rFonts w:eastAsiaTheme="minorHAnsi" w:cstheme="minorBidi"/>
+          <w:iCs w:val="0"/>
+          <w:color w:val="auto"/>
+          <w:lang w:val="en-US"/>
+        </w:rPr>
+        <w:t xml:space="preserve"> Integrating LLMs with Data Extraction, Symbol Mapping, and Rule-based Reasoning</w:t>
+      </w:r>
+    </w:p>
+    <w:p>
+      <w:pPr>
+        <w:rPr>
           <w:b/>
           <w:bCs/>
-          <w:kern w:val="0"/>
-          <w:lang w:eastAsia="es-AR"/>
-          <w14:ligatures w14:val="none"/>
-        </w:rPr>
-        <w:t>Solutions</w:t>
+          <w:lang w:val="fr-FR"/>
+        </w:rPr>
+      </w:pPr>
+      <w:r>
+        <w:rPr>
+          <w:lang w:val="fr-FR"/>
+        </w:rPr>
+        <w:t xml:space="preserve">Le sujet traite de l’utilisation de GPT-4o pour réaliser des </w:t>
+      </w:r>
+      <w:proofErr w:type="spellStart"/>
+      <w:r>
+        <w:rPr>
+          <w:lang w:val="fr-FR"/>
+        </w:rPr>
+        <w:t>Quantity</w:t>
       </w:r>
       <w:proofErr w:type="spellEnd"/>
       <w:r>
         <w:rPr>
-          <w:rFonts w:ascii="Times New Roman" w:eastAsia="Times New Roman" w:hAnsi="Times New Roman" w:cs="Times New Roman"/>
+          <w:lang w:val="fr-FR"/>
+        </w:rPr>
+        <w:t xml:space="preserve"> Takeoff (QTO) de chantier quand le format BIM n’est pas disponible Dans ce cas, il faut exploiter des plans 2D ainsi que des documents liés au chantier, ce qui est généralement chronophage et sujet à des erreurs humaines. </w:t>
+      </w:r>
+      <w:r>
+        <w:rPr>
+          <w:lang w:val="fr-FR"/>
+        </w:rPr>
+        <w:t>C’est dans ce contexte que les chercheurs ont cherché à exploiter le plus d’informations possibles à leur disposition.</w:t>
+      </w:r>
+      <w:r>
+        <w:rPr>
+          <w:lang w:val="fr-FR"/>
+        </w:rPr>
+        <w:br/>
+        <w:t>Ainsi, le modèle LLM utilise non seulement la documentation de chantier fournie, mais aussi les informations contenues dans les plans.</w:t>
+      </w:r>
+    </w:p>
+    <w:p>
+      <w:pPr>
+        <w:rPr>
+          <w:lang w:val="fr-FR"/>
+        </w:rPr>
+      </w:pPr>
+      <w:r>
+        <w:rPr>
+          <w:lang w:val="fr-FR"/>
+        </w:rPr>
+        <w:br/>
+        <w:t>Le modèle fonctionne en trois phases, une première phase d’extraction des données assistée par OCR pour extraire les différentes informations textuelles des plans, des tableaux et des documents textuels ; une vérification des données extraites, assistée par GPT-4o, est effectuée.</w:t>
+      </w:r>
+      <w:r>
+        <w:rPr>
+          <w:lang w:val="fr-FR"/>
+        </w:rPr>
+        <w:br/>
+        <w:t>Vient ensuite la phase de restructuration des données, qui va dans un premier temps faire une correspondance entre les données extraites et les symboles des règles QTO, reconnaître les équivalences terminologiques entre les règles du QTO et les documents, et finalement unifier sous le même format les données pour les calculs.</w:t>
+      </w:r>
+      <w:r>
+        <w:rPr>
+          <w:lang w:val="fr-FR"/>
+        </w:rPr>
+        <w:br/>
+        <w:t>Enfin, vient la mise en place de la chaîne de pensée, qui va générer un prompt permettant à GPT-4o d’appliquer les formules de QTO automatiquement, de raisonner de manière transparente et de fournir le résultat accompagné d’une explication.</w:t>
+      </w:r>
+    </w:p>
+    <w:p>
+      <w:pPr>
+        <w:rPr>
+          <w:lang w:val="fr-FR"/>
+        </w:rPr>
+      </w:pPr>
+      <w:r>
+        <w:rPr>
+          <w:lang w:val="fr-FR"/>
+        </w:rPr>
+        <w:br/>
+        <w:t>Sans cette méthode, GPT-4o n’a réussi à résoudre aucun des QTO pour les 30 cas d’utilisation soumis, alors qu’avec la méthode proposée GPT-4o a réussi 24 sur 30 cas soumis. La méthode a très bien fonctionné pour les cas de maçonnerie et de terrassement, mais les limites de cette méthode se situent dans les travaux d’armature, qui affichent un résultat de 0/6, dû à la complexité géométrique des images et au manque de connaissances spécialisées du modèle pour ce type de données.</w:t>
+      </w:r>
+    </w:p>
+    <w:p>
+      <w:pPr>
+        <w:rPr>
+          <w:lang w:val="fr-FR"/>
+        </w:rPr>
+      </w:pPr>
+    </w:p>
+    <w:p>
+      <w:pPr>
+        <w:pStyle w:val="Sansinterligne"/>
+        <w:jc w:val="left"/>
+        <w:rPr>
+          <w:b w:val="0"/>
+          <w:lang w:val="en-US"/>
+        </w:rPr>
+      </w:pPr>
+      <w:r>
+        <w:rPr>
+          <w:lang w:val="en-US"/>
+        </w:rPr>
+        <w:lastRenderedPageBreak/>
+        <w:t xml:space="preserve">Optical character </w:t>
+      </w:r>
+      <w:r>
+        <w:rPr>
+          <w:lang w:val="en-US"/>
+        </w:rPr>
+        <w:t>recognition</w:t>
+      </w:r>
+      <w:r>
+        <w:rPr>
+          <w:lang w:val="en-US"/>
+        </w:rPr>
+        <w:t xml:space="preserve"> on engineering drawings to achieve automation in production quality control</w:t>
+      </w:r>
+    </w:p>
+    <w:p>
+      <w:pPr>
+        <w:rPr>
+          <w:lang w:val="fr-FR"/>
+        </w:rPr>
+      </w:pPr>
+      <w:r>
+        <w:rPr>
+          <w:lang w:val="fr-FR"/>
+        </w:rPr>
+        <w:t>Le sujet traite de l’utilisation de la reconnaissance optique de caractères (OCR) et de la vision par ordinateur pour automatiser la lecture et l’analyse des plans d’ingénierie mécanique, afin de faciliter le contrôle qualité en production. Actuellement, les plans techniques sont encore souvent consultés et interprétés manuellement, ce qui rend le processus long, coûteux et sujet à des erreurs humaines.</w:t>
+      </w:r>
+    </w:p>
+    <w:p>
+      <w:pPr>
+        <w:rPr>
+          <w:lang w:val="fr-FR"/>
+        </w:rPr>
+      </w:pPr>
+      <w:r>
+        <w:rPr>
+          <w:lang w:val="fr-FR"/>
+        </w:rPr>
+        <w:t xml:space="preserve">C’est dans ce contexte que les auteurs ont développé </w:t>
+      </w:r>
+      <w:proofErr w:type="spellStart"/>
+      <w:r>
+        <w:rPr>
+          <w:lang w:val="fr-FR"/>
+        </w:rPr>
+        <w:t>eDOCr</w:t>
+      </w:r>
+      <w:proofErr w:type="spellEnd"/>
+      <w:r>
+        <w:rPr>
+          <w:lang w:val="fr-FR"/>
+        </w:rPr>
+        <w:t xml:space="preserve">, un outil open source basé sur </w:t>
+      </w:r>
+      <w:proofErr w:type="spellStart"/>
+      <w:r>
+        <w:rPr>
+          <w:lang w:val="fr-FR"/>
+        </w:rPr>
+        <w:t>keras-ocr</w:t>
+      </w:r>
+      <w:proofErr w:type="spellEnd"/>
+      <w:r>
+        <w:rPr>
+          <w:lang w:val="fr-FR"/>
+        </w:rPr>
+        <w:t xml:space="preserve"> et des algorithmes de segmentation d’image, conçu pour extraire automatiquement les informations textuelles et symboliques des dessins mécaniques (dimensions, tolérances, annotations, cadres de contrôle, etc.).</w:t>
+      </w:r>
+    </w:p>
+    <w:p>
+      <w:pPr>
+        <w:rPr>
+          <w:lang w:val="fr-FR"/>
+        </w:rPr>
+      </w:pPr>
+      <w:r>
+        <w:rPr>
+          <w:lang w:val="fr-FR"/>
+        </w:rPr>
+        <w:t xml:space="preserve">Le système </w:t>
+      </w:r>
+      <w:proofErr w:type="spellStart"/>
+      <w:r>
+        <w:rPr>
+          <w:lang w:val="fr-FR"/>
+        </w:rPr>
+        <w:t>eDOCr</w:t>
+      </w:r>
+      <w:proofErr w:type="spellEnd"/>
+      <w:r>
+        <w:rPr>
+          <w:lang w:val="fr-FR"/>
+        </w:rPr>
+        <w:t xml:space="preserve"> suit une architecture en cinq grandes étapes successives :</w:t>
+      </w:r>
+    </w:p>
+    <w:p>
+      <w:pPr>
+        <w:rPr>
+          <w:lang w:val="fr-FR"/>
+        </w:rPr>
+      </w:pPr>
+      <w:r>
+        <w:rPr>
+          <w:lang w:val="fr-FR"/>
+        </w:rPr>
+        <w:t>D’abord, la segmentation d’image permet d’isoler les différentes zones du dessin technique, en distinguant les blocs d’informations, les cadres de tolérance et les zones contenant les dimensions.</w:t>
+      </w:r>
+      <w:r>
+        <w:rPr>
+          <w:lang w:val="fr-FR"/>
+        </w:rPr>
+        <w:br/>
+        <w:t>Ensuite, le pipeline “Information Block” extrait et reconnaît le texte présent dans les tableaux de métadonnées, tels que les matériaux, les tolérances générales ou les références de pièce.</w:t>
+      </w:r>
+      <w:r>
+        <w:rPr>
+          <w:lang w:val="fr-FR"/>
+        </w:rPr>
+        <w:br/>
+        <w:t>Le pipeline “GD&amp;T” prend ensuite en charge la lecture et l’interprétation des symboles normalisés liés aux tolérances géométriques (</w:t>
+      </w:r>
+      <w:proofErr w:type="spellStart"/>
+      <w:r>
+        <w:rPr>
+          <w:lang w:val="fr-FR"/>
+        </w:rPr>
+        <w:t>Feature</w:t>
+      </w:r>
+      <w:proofErr w:type="spellEnd"/>
+      <w:r>
+        <w:rPr>
+          <w:lang w:val="fr-FR"/>
+        </w:rPr>
+        <w:t xml:space="preserve"> Control Frames), essentiels pour le contrôle qualité.</w:t>
+      </w:r>
+      <w:r>
+        <w:rPr>
+          <w:lang w:val="fr-FR"/>
+        </w:rPr>
+        <w:br/>
+        <w:t>Puis, le pipeline “Dimension” détecte les cotes numériques, identifie les tolérances associées et vérifie leur cohérence à l’aide d’algorithmes de post-traitement.</w:t>
+      </w:r>
+      <w:r>
+        <w:rPr>
+          <w:lang w:val="fr-FR"/>
+        </w:rPr>
+        <w:br/>
+        <w:t>Enfin, la phase de génération de sortie compile toutes les informations reconnues dans des fichiers structurés (.csv) et produit une image masquée du plan, où chaque élément détecté est mis en évidence pour faciliter la vérification visuelle.</w:t>
+      </w:r>
+    </w:p>
+    <w:p>
+      <w:pPr>
+        <w:rPr>
+          <w:lang w:val="fr-FR"/>
+        </w:rPr>
+      </w:pPr>
+      <w:r>
+        <w:rPr>
+          <w:lang w:val="fr-FR"/>
+        </w:rPr>
+        <w:t>Les résultats expérimentaux montrent une précision et un rappel moyens de 90 %, un F1-score de 94 % et un taux d’erreur de caractères de 8 % sur des plans réels. Cela prouve que le système peut efficacement transformer des plans 2D en données numériques exploitables pour les logiciels de CAO/FAO et les processus de contrôle qualité.</w:t>
+      </w:r>
+    </w:p>
+    <w:p>
+      <w:pPr>
+        <w:rPr>
+          <w:lang w:val="fr-FR"/>
+        </w:rPr>
+      </w:pPr>
+      <w:r>
+        <w:rPr>
+          <w:lang w:val="fr-FR"/>
+        </w:rPr>
+        <w:t>Cependant, les auteurs notent que la qualité des résultats dépend encore fortement du jeu de données d’entraînement et de la complexité des symboles mécaniques. Ils suggèrent d’enrichir la base d’entraînement avec des plans annotés réels et davantage de polices techniques.</w:t>
+      </w:r>
+    </w:p>
+    <w:p>
+      <w:pPr>
+        <w:rPr>
+          <w:lang w:val="fr-FR"/>
+        </w:rPr>
+      </w:pPr>
+      <w:r>
+        <w:rPr>
+          <w:lang w:val="fr-FR"/>
+        </w:rPr>
+        <w:t xml:space="preserve">En résumé, </w:t>
+      </w:r>
+      <w:proofErr w:type="spellStart"/>
+      <w:r>
+        <w:rPr>
+          <w:lang w:val="fr-FR"/>
+        </w:rPr>
+        <w:t>eDOCr</w:t>
+      </w:r>
+      <w:proofErr w:type="spellEnd"/>
+      <w:r>
+        <w:rPr>
+          <w:lang w:val="fr-FR"/>
+        </w:rPr>
+        <w:t xml:space="preserve"> offre une approche prometteuse pour numériser et automatiser la lecture des dessins d’ingénierie, ouvrant la voie à un contrôle qualité automatisé et intelligent dans l’industrie mécanique.</w:t>
+      </w:r>
+    </w:p>
+    <w:p>
+      <w:pPr>
+        <w:pStyle w:val="Titre2"/>
+        <w:rPr>
+          <w:lang w:val="en-US"/>
+        </w:rPr>
+      </w:pPr>
+      <w:r>
+        <w:rPr>
+          <w:lang w:val="en-US"/>
+        </w:rPr>
+        <w:t>4.</w:t>
+      </w:r>
+      <w:r>
+        <w:rPr>
+          <w:lang w:val="en-US"/>
+        </w:rPr>
+        <w:t>2</w:t>
+      </w:r>
+      <w:r>
+        <w:rPr>
+          <w:lang w:val="en-US"/>
+        </w:rPr>
+        <w:t xml:space="preserve"> Les Solutions 3D</w:t>
+      </w:r>
+    </w:p>
+    <w:p>
+      <w:pPr>
+        <w:rPr>
+          <w:lang w:val="en-US"/>
+        </w:rPr>
+      </w:pPr>
+    </w:p>
+    <w:p>
+      <w:pPr>
+        <w:jc w:val="left"/>
+        <w:rPr>
           <w:b/>
           <w:bCs/>
-          <w:kern w:val="0"/>
-          <w:lang w:eastAsia="es-AR"/>
-          <w14:ligatures w14:val="none"/>
-        </w:rPr>
-        <w:t xml:space="preserve"> </w:t>
-      </w:r>
-      <w:proofErr w:type="spellStart"/>
-      <w:r>
-        <w:rPr>
-          <w:rFonts w:ascii="Times New Roman" w:eastAsia="Times New Roman" w:hAnsi="Times New Roman" w:cs="Times New Roman"/>
+          <w:lang w:val="en-US"/>
+        </w:rPr>
+      </w:pPr>
+      <w:r>
+        <w:rPr>
           <w:b/>
           <w:bCs/>
-          <w:kern w:val="0"/>
-          <w:lang w:eastAsia="es-AR"/>
-          <w14:ligatures w14:val="none"/>
-        </w:rPr>
-        <w:t>industrielles</w:t>
+          <w:lang w:val="en-US"/>
+        </w:rPr>
+        <w:t>Generation of Construction Scheduling through Machine Learning and BIM: A Blueprint</w:t>
+      </w:r>
+    </w:p>
+    <w:p>
+      <w:pPr>
+        <w:rPr>
+          <w:lang w:val="fr-FR"/>
+        </w:rPr>
+      </w:pPr>
+      <w:r>
+        <w:rPr>
+          <w:lang w:val="fr-FR"/>
+        </w:rPr>
+        <w:lastRenderedPageBreak/>
+        <w:t>Comme dans tout projet de construction, la planification temporelle est au cœur du processus et conditionne largement le succès du chantier.</w:t>
+      </w:r>
+      <w:r>
+        <w:rPr>
+          <w:lang w:val="fr-FR"/>
+        </w:rPr>
+        <w:br/>
+        <w:t>Une mauvaise estimation des durées peut entraîner des conséquences financières importantes, des retards et des litiges contractuels.</w:t>
+      </w:r>
+      <w:r>
+        <w:rPr>
+          <w:lang w:val="fr-FR"/>
+        </w:rPr>
+        <w:br/>
+        <w:t xml:space="preserve">De plus, l’élaboration d’un planning reste une tâche complexe, coûteuse, chronophage et sujette aux erreurs humaines, malgré l’existence de logiciels spécialisés comme MS Project ou </w:t>
+      </w:r>
+      <w:proofErr w:type="spellStart"/>
+      <w:r>
+        <w:rPr>
+          <w:lang w:val="fr-FR"/>
+        </w:rPr>
+        <w:t>Primavera</w:t>
       </w:r>
       <w:proofErr w:type="spellEnd"/>
       <w:r>
         <w:rPr>
-          <w:rFonts w:ascii="Times New Roman" w:eastAsia="Times New Roman" w:hAnsi="Times New Roman" w:cs="Times New Roman"/>
+          <w:lang w:val="fr-FR"/>
+        </w:rPr>
+        <w:t xml:space="preserve"> P6, qui nécessitent encore une saisie manuelle intensive.</w:t>
+      </w:r>
+    </w:p>
+    <w:p>
+      <w:pPr>
+        <w:rPr>
+          <w:lang w:val="fr-FR"/>
+        </w:rPr>
+      </w:pPr>
+      <w:r>
+        <w:rPr>
+          <w:lang w:val="fr-FR"/>
+        </w:rPr>
+        <w:t>C’est dans ce contexte que les auteurs ont cherché à proposer une approche innovante visant à automatiser la génération des plannings de construction à partir de fichiers BIM.</w:t>
+      </w:r>
+      <w:r>
+        <w:rPr>
+          <w:lang w:val="fr-FR"/>
+        </w:rPr>
+        <w:br/>
+        <w:t>L’objectif principal est d’exploiter les données contenues dans le modèle numérique du bâtiment, telles que les dimensions, les matériaux ou les relations entre les composants, afin de concevoir un système intelligent capable de déterminer automatiquement la durée, les ressources et les coûts de chaque tâche du chantier.</w:t>
+      </w:r>
+    </w:p>
+    <w:p>
+      <w:pPr>
+        <w:rPr>
+          <w:lang w:val="fr-FR"/>
+        </w:rPr>
+      </w:pPr>
+      <w:r>
+        <w:rPr>
+          <w:lang w:val="fr-FR"/>
+        </w:rPr>
+        <w:t xml:space="preserve">Cette recherche répond à une double motivation. </w:t>
+      </w:r>
+      <w:r>
+        <w:rPr>
+          <w:lang w:val="fr-FR"/>
+        </w:rPr>
+        <w:br/>
+        <w:t>D’une part, améliorer l’efficacité et la fiabilité de la planification en réduisant la dépendance à l’expertise humaine ; et d’autre part, encourager la transformation numérique du secteur de la construction, un domaine historiquement réticent à adopter les nouvelles technologies en raison des coûts, du manque de standardisation et de la crainte du changement.</w:t>
+      </w:r>
+    </w:p>
+    <w:p>
+      <w:pPr>
+        <w:rPr>
+          <w:lang w:val="fr-FR"/>
+        </w:rPr>
+      </w:pPr>
+      <w:r>
+        <w:rPr>
+          <w:lang w:val="fr-FR"/>
+        </w:rPr>
+        <w:t xml:space="preserve">Ainsi, les auteurs proposent un </w:t>
+      </w:r>
+      <w:proofErr w:type="spellStart"/>
+      <w:r>
+        <w:rPr>
+          <w:lang w:val="fr-FR"/>
+        </w:rPr>
+        <w:t>blueprint</w:t>
+      </w:r>
+      <w:proofErr w:type="spellEnd"/>
+      <w:r>
+        <w:rPr>
+          <w:lang w:val="fr-FR"/>
+        </w:rPr>
+        <w:t xml:space="preserve"> conceptuel, c’est-à-dire une feuille de route théorique, destinée à montrer la faisabilité et les bénéfices potentiels d’une intégration entre le BIM et le Machine Learning dans la gestion des projets.</w:t>
+      </w:r>
+    </w:p>
+    <w:p>
+      <w:pPr>
+        <w:rPr>
+          <w:lang w:val="fr-FR"/>
+        </w:rPr>
+      </w:pPr>
+      <w:r>
+        <w:rPr>
+          <w:lang w:val="fr-FR"/>
+        </w:rPr>
+        <w:t>Les auteurs décrivent une architecture modulaire et interconnectée qui vise à rendre la planification entièrement autonome.</w:t>
+      </w:r>
+      <w:r>
+        <w:rPr>
+          <w:lang w:val="fr-FR"/>
+        </w:rPr>
+        <w:br/>
+        <w:t>Le système commence par un module d’analyse du projet, chargé d’identifier le type de construction, ses caractéristiques et son contexte, afin de déterminer les modèles d’apprentissage adaptés.</w:t>
+      </w:r>
+      <w:r>
+        <w:rPr>
+          <w:lang w:val="fr-FR"/>
+        </w:rPr>
+        <w:br/>
+        <w:t>Ces informations alimentent ensuite une Data Warehouse qui centralise les dictionnaires d’activités, les coûts unitaires, les ressources matérielles et humaines, ainsi que les données issues de projets antérieurs servant à l’entraînement du modèle.</w:t>
+      </w:r>
+    </w:p>
+    <w:p>
+      <w:pPr>
+        <w:rPr>
+          <w:lang w:val="fr-FR"/>
+        </w:rPr>
+      </w:pPr>
+      <w:r>
+        <w:rPr>
+          <w:lang w:val="fr-FR"/>
+        </w:rPr>
+        <w:t>Sur cette base, un module d’identification et de séquençage des activités extrait les éléments du modèle BIM tels que les murs, les dalles ou les colonnes et les traduit en tâches de construction ordonnées selon leur logique d’exécution.</w:t>
+      </w:r>
+      <w:r>
+        <w:rPr>
+          <w:lang w:val="fr-FR"/>
+        </w:rPr>
+        <w:br/>
+        <w:t>Les calculs de coûts, de durées et de ressources sont ensuite réalisés automatiquement à partir des caractéristiques géométriques et matérielles du modèle, ce qui permet de générer un planning complet et cohérent.</w:t>
+      </w:r>
+      <w:r>
+        <w:rPr>
+          <w:lang w:val="fr-FR"/>
+        </w:rPr>
+        <w:br/>
+        <w:t>Enfin, un analyseur de planning se charge d’optimiser les résultats en ajustant les ressources disponibles, en équilibrant les coûts et les délais, et en exploitant les retours d’expérience stockés dans la base de données.</w:t>
+      </w:r>
+    </w:p>
+    <w:p>
+      <w:pPr>
+        <w:rPr>
+          <w:lang w:val="fr-FR"/>
+        </w:rPr>
+      </w:pPr>
+      <w:r>
+        <w:rPr>
+          <w:lang w:val="fr-FR"/>
+        </w:rPr>
+        <w:t>Le système est conçu pour fonctionner dans un environnement cloud, facilitant la collaboration entre plusieurs acteurs du projet et l’intégration continue de nouvelles données.</w:t>
+      </w:r>
+      <w:r>
+        <w:rPr>
+          <w:lang w:val="fr-FR"/>
+        </w:rPr>
+        <w:br/>
+      </w:r>
+      <w:r>
+        <w:rPr>
+          <w:lang w:val="fr-FR"/>
+        </w:rPr>
+        <w:lastRenderedPageBreak/>
+        <w:t>Il est également pensé pour être connecté à un système de gestion d’entreprise (ERP), afin d’assurer une cohérence entre la planification numérique et les informations réelles relatives à la main-d’œuvre, aux équipements et aux dépenses.</w:t>
+      </w:r>
+    </w:p>
+    <w:p>
+      <w:pPr>
+        <w:rPr>
+          <w:lang w:val="fr-FR"/>
+        </w:rPr>
+      </w:pPr>
+      <w:r>
+        <w:rPr>
+          <w:lang w:val="fr-FR"/>
+        </w:rPr>
+        <w:t>Ainsi, la solution proposée ne se limite pas à une simple automatisation, elle s’inscrit dans une logique d’apprentissage et d’amélioration continue, où chaque nouveau projet contribue à perfectionner le modèle.</w:t>
+      </w:r>
+      <w:r>
+        <w:rPr>
+          <w:lang w:val="fr-FR"/>
+        </w:rPr>
+        <w:br/>
+        <w:t>À terme, une telle approche pourrait réduire considérablement le temps nécessaire à la planification, limiter les erreurs humaines et renforcer le lien entre la conception BIM et l’exécution du chantier.</w:t>
+      </w:r>
+    </w:p>
+    <w:p>
+      <w:pPr>
+        <w:rPr>
+          <w:lang w:val="fr-FR"/>
+        </w:rPr>
+      </w:pPr>
+      <w:r>
+        <w:rPr>
+          <w:lang w:val="fr-FR"/>
+        </w:rPr>
+        <w:t>Cependant, les auteurs reconnaissent que cette approche présente encore plusieurs limites importantes qui devront être résolues avant toute application concrète.</w:t>
+      </w:r>
+      <w:r>
+        <w:rPr>
+          <w:lang w:val="fr-FR"/>
+        </w:rPr>
+        <w:br/>
+        <w:t>Tout d’abord, ils soulignent que l’utilisation du traitement automatique du langage naturel pour générer les plannings à partir de données textuelles antérieures ne garantit pas toujours la fiabilité des résultats, car chaque projet de construction est unique et les pratiques de planification varient considérablement d’une entreprise à l’autre.</w:t>
+      </w:r>
+      <w:r>
+        <w:rPr>
+          <w:lang w:val="fr-FR"/>
+        </w:rPr>
+        <w:br/>
+        <w:t>De plus, les données issues de plannings anciens ne peuvent être exploitées que dans le cas de projets répétitifs, puisque la durée, les coûts et les ressources diffèrent selon la nature et l’envergure de chaque chantier.</w:t>
+      </w:r>
+    </w:p>
+    <w:p>
+      <w:pPr>
+        <w:rPr>
+          <w:lang w:val="fr-FR"/>
+        </w:rPr>
+      </w:pPr>
+      <w:r>
+        <w:rPr>
+          <w:lang w:val="fr-FR"/>
+        </w:rPr>
+        <w:t>Les auteurs identifient également des contraintes techniques liées aux standards BIM actuels, notamment le format IFC, qui ne permet pas encore de représenter de manière suffisamment précise les informations relatives aux coûts et aux ressources.</w:t>
+      </w:r>
+      <w:r>
+        <w:rPr>
+          <w:lang w:val="fr-FR"/>
+        </w:rPr>
+        <w:br/>
+        <w:t xml:space="preserve">L’adaptation de ces standards nécessiterait une collaboration étroite avec les organismes internationaux tels qu’ISO ou </w:t>
+      </w:r>
+      <w:proofErr w:type="spellStart"/>
+      <w:r>
+        <w:rPr>
+          <w:lang w:val="fr-FR"/>
+        </w:rPr>
+        <w:t>BuildingSmart</w:t>
+      </w:r>
+      <w:proofErr w:type="spellEnd"/>
+      <w:r>
+        <w:rPr>
+          <w:lang w:val="fr-FR"/>
+        </w:rPr>
+        <w:t>, afin de garantir la compatibilité du modèle proposé avec les normes en vigueur.</w:t>
+      </w:r>
+    </w:p>
+    <w:p>
+      <w:pPr>
+        <w:rPr>
+          <w:lang w:val="fr-FR"/>
+        </w:rPr>
+      </w:pPr>
+      <w:r>
+        <w:rPr>
+          <w:lang w:val="fr-FR"/>
+        </w:rPr>
+        <w:t>Par ailleurs, le système, dans sa forme actuelle, tend à générer un trop grand nombre d’activités individuelles, chaque élément structurel du modèle BIM étant interprété comme une tâche distincte.</w:t>
+      </w:r>
+      <w:r>
+        <w:rPr>
+          <w:lang w:val="fr-FR"/>
+        </w:rPr>
+        <w:br/>
+        <w:t xml:space="preserve">Les auteurs admettent que cette granularité excessive pourrait rendre le planning impraticable pour un usage opérationnel, et suggèrent comme piste d’amélioration la </w:t>
+      </w:r>
+      <w:proofErr w:type="spellStart"/>
+      <w:r>
+        <w:rPr>
+          <w:lang w:val="fr-FR"/>
+        </w:rPr>
+        <w:t>regroupation</w:t>
+      </w:r>
+      <w:proofErr w:type="spellEnd"/>
+      <w:r>
+        <w:rPr>
+          <w:lang w:val="fr-FR"/>
+        </w:rPr>
+        <w:t xml:space="preserve"> des activités selon les caractéristiques géométriques du bâtiment (par exemple, considérer un étage complet comme une seule activité).</w:t>
+      </w:r>
+    </w:p>
+    <w:p>
+      <w:pPr>
+        <w:rPr>
+          <w:lang w:val="fr-FR"/>
+        </w:rPr>
+      </w:pPr>
+      <w:r>
+        <w:rPr>
+          <w:lang w:val="fr-FR"/>
+        </w:rPr>
+        <w:t>Enfin, ils envisagent d’enrichir la solution en y intégrant un système de suivi automatisé capable de mesurer en temps réel l’avancement des travaux et d’alimenter le modèle avec les durées réelles d’exécution.</w:t>
+      </w:r>
+      <w:r>
+        <w:rPr>
+          <w:lang w:val="fr-FR"/>
+        </w:rPr>
+        <w:br/>
+        <w:t>Une telle intégration permettrait d’améliorer la précision du système et de renforcer la boucle d’apprentissage continue entre planification théorique et performance réelle.</w:t>
+      </w:r>
+    </w:p>
+    <w:p>
+      <w:pPr>
+        <w:rPr>
+          <w:lang w:val="fr-FR"/>
+        </w:rPr>
+      </w:pPr>
+    </w:p>
+    <w:p>
+      <w:pPr>
+        <w:rPr>
           <w:b/>
           <w:bCs/>
-          <w:kern w:val="0"/>
-          <w:lang w:eastAsia="es-AR"/>
-          <w14:ligatures w14:val="none"/>
-        </w:rPr>
-        <w:t xml:space="preserve"> et </w:t>
-      </w:r>
-      <w:proofErr w:type="spellStart"/>
-      <w:r>
-        <w:rPr>
-          <w:rFonts w:ascii="Times New Roman" w:eastAsia="Times New Roman" w:hAnsi="Times New Roman" w:cs="Times New Roman"/>
+          <w:lang w:val="en-US"/>
+        </w:rPr>
+      </w:pPr>
+      <w:r>
+        <w:rPr>
           <w:b/>
           <w:bCs/>
-          <w:kern w:val="0"/>
-          <w:lang w:eastAsia="es-AR"/>
-          <w14:ligatures w14:val="none"/>
-        </w:rPr>
-        <w:t>logicielles</w:t>
-      </w:r>
-      <w:proofErr w:type="spellEnd"/>
-      <w:r>
-        <w:rPr>
-          <w:rFonts w:ascii="Times New Roman" w:eastAsia="Times New Roman" w:hAnsi="Times New Roman" w:cs="Times New Roman"/>
-          <w:kern w:val="0"/>
-          <w:lang w:eastAsia="es-AR"/>
-          <w14:ligatures w14:val="none"/>
-        </w:rPr>
-        <w:t>:</w:t>
-      </w:r>
-    </w:p>
-    <w:p>
-      <w:pPr>
-        <w:numPr>
-          <w:ilvl w:val="1"/>
-          <w:numId w:val="9"/>
-        </w:numPr>
-        <w:spacing w:before="100" w:beforeAutospacing="1" w:after="100" w:afterAutospacing="1" w:line="240" w:lineRule="auto"/>
-        <w:rPr>
-          <w:rFonts w:ascii="Times New Roman" w:eastAsia="Times New Roman" w:hAnsi="Times New Roman" w:cs="Times New Roman"/>
-          <w:kern w:val="0"/>
-          <w:lang w:val="fr-FR" w:eastAsia="es-AR"/>
-          <w14:ligatures w14:val="none"/>
-        </w:rPr>
-      </w:pPr>
-      <w:r>
-        <w:rPr>
-          <w:rFonts w:ascii="Times New Roman" w:eastAsia="Times New Roman" w:hAnsi="Times New Roman" w:cs="Times New Roman"/>
-          <w:kern w:val="0"/>
-          <w:lang w:val="fr-FR" w:eastAsia="es-AR"/>
-          <w14:ligatures w14:val="none"/>
-        </w:rPr>
-        <w:t xml:space="preserve">Outils CAO avec fonctions automatiques (AutoCAD, Revit avec </w:t>
-      </w:r>
-      <w:proofErr w:type="spellStart"/>
-      <w:r>
-        <w:rPr>
-          <w:rFonts w:ascii="Times New Roman" w:eastAsia="Times New Roman" w:hAnsi="Times New Roman" w:cs="Times New Roman"/>
-          <w:kern w:val="0"/>
-          <w:lang w:val="fr-FR" w:eastAsia="es-AR"/>
-          <w14:ligatures w14:val="none"/>
-        </w:rPr>
-        <w:t>add-ons</w:t>
-      </w:r>
-      <w:proofErr w:type="spellEnd"/>
-      <w:r>
-        <w:rPr>
-          <w:rFonts w:ascii="Times New Roman" w:eastAsia="Times New Roman" w:hAnsi="Times New Roman" w:cs="Times New Roman"/>
-          <w:kern w:val="0"/>
-          <w:lang w:val="fr-FR" w:eastAsia="es-AR"/>
-          <w14:ligatures w14:val="none"/>
-        </w:rPr>
-        <w:t xml:space="preserve"> BIM).</w:t>
-      </w:r>
-    </w:p>
-    <w:p>
-      <w:pPr>
-        <w:numPr>
-          <w:ilvl w:val="1"/>
-          <w:numId w:val="9"/>
-        </w:numPr>
-        <w:spacing w:before="100" w:beforeAutospacing="1" w:after="100" w:afterAutospacing="1" w:line="240" w:lineRule="auto"/>
-        <w:rPr>
-          <w:rFonts w:ascii="Times New Roman" w:eastAsia="Times New Roman" w:hAnsi="Times New Roman" w:cs="Times New Roman"/>
-          <w:kern w:val="0"/>
-          <w:lang w:val="fr-FR" w:eastAsia="es-AR"/>
-          <w14:ligatures w14:val="none"/>
-        </w:rPr>
-      </w:pPr>
-      <w:r>
-        <w:rPr>
-          <w:rFonts w:ascii="Times New Roman" w:eastAsia="Times New Roman" w:hAnsi="Times New Roman" w:cs="Times New Roman"/>
-          <w:kern w:val="0"/>
-          <w:lang w:val="fr-FR" w:eastAsia="es-AR"/>
-          <w14:ligatures w14:val="none"/>
-        </w:rPr>
-        <w:t>Startups/logiciels spécialisés (par ex. sur l’automatisation du métré, l’extraction de surfaces, la détection automatique de pièces techniques).</w:t>
-      </w:r>
-    </w:p>
-    <w:p>
-      <w:pPr>
-        <w:numPr>
-          <w:ilvl w:val="1"/>
-          <w:numId w:val="9"/>
-        </w:numPr>
-        <w:spacing w:before="100" w:beforeAutospacing="1" w:after="100" w:afterAutospacing="1" w:line="240" w:lineRule="auto"/>
-        <w:rPr>
-          <w:rFonts w:ascii="Times New Roman" w:eastAsia="Times New Roman" w:hAnsi="Times New Roman" w:cs="Times New Roman"/>
-          <w:kern w:val="0"/>
-          <w:lang w:val="fr-FR" w:eastAsia="es-AR"/>
-          <w14:ligatures w14:val="none"/>
-        </w:rPr>
-      </w:pPr>
-      <w:r>
-        <w:rPr>
-          <w:rFonts w:ascii="Times New Roman" w:eastAsia="Times New Roman" w:hAnsi="Times New Roman" w:cs="Times New Roman"/>
-          <w:kern w:val="0"/>
-          <w:lang w:val="fr-FR" w:eastAsia="es-AR"/>
-          <w14:ligatures w14:val="none"/>
-        </w:rPr>
-        <w:t>Solutions cloud ou SaaS proposant l’extraction automatique depuis PDF/scans.</w:t>
-      </w:r>
-    </w:p>
-    <w:p>
-      <w:pPr>
-        <w:numPr>
-          <w:ilvl w:val="0"/>
-          <w:numId w:val="9"/>
-        </w:numPr>
-        <w:spacing w:before="100" w:beforeAutospacing="1" w:after="100" w:afterAutospacing="1" w:line="240" w:lineRule="auto"/>
-        <w:rPr>
-          <w:rFonts w:ascii="Times New Roman" w:eastAsia="Times New Roman" w:hAnsi="Times New Roman" w:cs="Times New Roman"/>
-          <w:kern w:val="0"/>
-          <w:lang w:val="fr-FR" w:eastAsia="es-AR"/>
-          <w14:ligatures w14:val="none"/>
-        </w:rPr>
-      </w:pPr>
-      <w:r>
-        <w:rPr>
-          <w:rFonts w:ascii="Times New Roman" w:eastAsia="Times New Roman" w:hAnsi="Times New Roman" w:cs="Times New Roman"/>
+          <w:lang w:val="en-US"/>
+        </w:rPr>
+        <w:t>Contextual classification of building components using deep neural networks</w:t>
+      </w:r>
+    </w:p>
+    <w:p>
+      <w:pPr>
+        <w:rPr>
           <w:b/>
           <w:bCs/>
-          <w:kern w:val="0"/>
-          <w:lang w:val="fr-FR" w:eastAsia="es-AR"/>
-          <w14:ligatures w14:val="none"/>
-        </w:rPr>
-        <w:t>Analyse comparative</w:t>
-      </w:r>
-      <w:r>
-        <w:rPr>
-          <w:rFonts w:ascii="Times New Roman" w:eastAsia="Times New Roman" w:hAnsi="Times New Roman" w:cs="Times New Roman"/>
-          <w:kern w:val="0"/>
-          <w:lang w:val="fr-FR" w:eastAsia="es-AR"/>
-          <w14:ligatures w14:val="none"/>
-        </w:rPr>
-        <w:t xml:space="preserve"> : ce que ces solutions apportent déjà + ce qui reste limité (interopérabilité, généralisation, scalabilité).</w:t>
-      </w:r>
-    </w:p>
-    <w:p>
-      <w:pPr>
-        <w:rPr>
-          <w:lang w:val="fr-FR"/>
-        </w:rPr>
-      </w:pPr>
-    </w:p>
-    <w:p>
-      <w:pPr>
-        <w:rPr>
-          <w:lang w:val="fr-FR"/>
-        </w:rPr>
-      </w:pPr>
-      <w:r>
-        <w:rPr>
-          <w:lang w:val="fr-FR"/>
-        </w:rPr>
-        <w:t xml:space="preserve">Les entrées </w:t>
-      </w:r>
-      <w:r>
-        <w:rPr>
-          <w:lang w:val="fr-FR"/>
-        </w:rPr>
-        <w:t>et les</w:t>
-      </w:r>
-      <w:r>
-        <w:rPr>
-          <w:lang w:val="fr-FR"/>
-        </w:rPr>
-        <w:t xml:space="preserve"> sorties qu’ils se fait faire une ‘arbre’ voir en fonction des </w:t>
+          <w:lang w:val="en-US"/>
+        </w:rPr>
+      </w:pPr>
+    </w:p>
+    <w:p>
+      <w:pPr>
+        <w:rPr>
+          <w:lang w:val="fr-FR"/>
+        </w:rPr>
+      </w:pPr>
+      <w:r>
+        <w:rPr>
+          <w:lang w:val="fr-FR"/>
+        </w:rPr>
+        <w:lastRenderedPageBreak/>
+        <w:t xml:space="preserve">Le BIM alimente de nombreux projets en informations détaillées sur les bâtiments, mais des erreurs de classification sémantique persistent avec par exemple un poteau pris pour une conduite, ce qui dégrade la qualité des modèles et l’interopérabilité. Pour traiter ce problème, l’auteur propose </w:t>
       </w:r>
       <w:proofErr w:type="spellStart"/>
       <w:r>
         <w:rPr>
           <w:lang w:val="fr-FR"/>
         </w:rPr>
-        <w:t>different</w:t>
+        <w:t>ContextNet</w:t>
       </w:r>
       <w:proofErr w:type="spellEnd"/>
       <w:r>
         <w:rPr>
           <w:lang w:val="fr-FR"/>
         </w:rPr>
-        <w:t xml:space="preserve"> type d’entrée 2D 3D techno </w:t>
-      </w:r>
+        <w:t xml:space="preserve">, un modèle </w:t>
+      </w:r>
+      <w:proofErr w:type="spellStart"/>
+      <w:r>
+        <w:rPr>
+          <w:lang w:val="fr-FR"/>
+        </w:rPr>
+        <w:t>deep</w:t>
+      </w:r>
+      <w:proofErr w:type="spellEnd"/>
+      <w:r>
+        <w:rPr>
+          <w:lang w:val="fr-FR"/>
+        </w:rPr>
+        <w:t xml:space="preserve"> </w:t>
+      </w:r>
+      <w:proofErr w:type="spellStart"/>
+      <w:r>
+        <w:rPr>
+          <w:lang w:val="fr-FR"/>
+        </w:rPr>
+        <w:t>learning</w:t>
+      </w:r>
+      <w:proofErr w:type="spellEnd"/>
+      <w:r>
+        <w:rPr>
+          <w:lang w:val="fr-FR"/>
+        </w:rPr>
+        <w:t xml:space="preserve"> qui classifie automatiquement les composants IFC à partir de nuages de points, en exploitant à la fois la géométrie de l’élément et son contexte spatial, afin de réduire ces confusions.</w:t>
+      </w:r>
+    </w:p>
+    <w:p>
+      <w:pPr>
+        <w:rPr>
+          <w:lang w:val="fr-FR"/>
+        </w:rPr>
+      </w:pPr>
+      <w:r>
+        <w:rPr>
+          <w:lang w:val="fr-FR"/>
+        </w:rPr>
+        <w:t>La méthodologie repose d’abord sur la préparation des données issues des modèles IFC. Chaque composant du bâtiment est converti en nuage de points, puis un voisinage pertinent est extrait autour de l’élément cible de manière à capturer l’environnement immédiat. Cette préparation inclut un nettoyage visant à supprimer bruit et doublons, une normalisation géométrique pour homogénéiser les échelles et positions, ainsi qu’un équilibrage des classes complété, si nécessaire, par une légère augmentation des données afin d’améliorer la robustesse à la variabilité des scènes.</w:t>
+      </w:r>
+    </w:p>
+    <w:p>
+      <w:pPr>
+        <w:rPr>
+          <w:lang w:val="fr-FR"/>
+        </w:rPr>
+      </w:pPr>
+      <w:r>
+        <w:rPr>
+          <w:lang w:val="fr-FR"/>
+        </w:rPr>
+        <w:t>Le cœur du dispositif consiste à présenter au réseau deux “vues” complémentaires d’un même cas, d’une part la forme de l’objet, représentée par son nuage de points, et d’autre part son contexte spatial, constitué des points des éléments voisins. L’intuition est que certaines classes restent ambiguës si l’on ne considère que la géométrie locale, alors que l’organisation spatiale et les relations de voisinage fournissent des indices discriminants supplémentaires. Le modèle apprend donc simultanément des caractéristiques de forme et des caractéristiques contextuelles avant de les combiner pour produire une prédiction de classe IFC.</w:t>
+      </w:r>
+    </w:p>
+    <w:p>
+      <w:pPr>
+        <w:rPr>
+          <w:lang w:val="fr-FR"/>
+        </w:rPr>
+      </w:pPr>
+      <w:proofErr w:type="spellStart"/>
+      <w:r>
+        <w:rPr>
+          <w:lang w:val="fr-FR"/>
+        </w:rPr>
+        <w:t>ContextNet</w:t>
+      </w:r>
+      <w:proofErr w:type="spellEnd"/>
+      <w:r>
+        <w:rPr>
+          <w:lang w:val="fr-FR"/>
+        </w:rPr>
+        <w:t xml:space="preserve"> s’appuie sur des réseaux de neurones conçus pour traiter des points 3D. Le modèle extrait, à partir de ces points, des caractéristiques décrivant la forme et le contexte de chaque élément, qu’il combine ensuite pour produire une représentation globale. Cette représentation intégrée est transmise à une couche de classification chargée d’identifier la catégorie IFC correspondante. L’apprentissage s’effectue de manière supervisée à partir d’exemples annotés, en ajustant progressivement les paramètres du réseau jusqu’à obtenir une stabilité des performances.</w:t>
+      </w:r>
+    </w:p>
+    <w:p>
+      <w:pPr>
+        <w:rPr>
+          <w:lang w:val="fr-FR"/>
+        </w:rPr>
+      </w:pPr>
+      <w:r>
+        <w:rPr>
+          <w:lang w:val="fr-FR"/>
+        </w:rPr>
+        <w:t>La démarche présente toutefois des limites. La performance dépend de la qualité et de la densité des nuages de points, de la représentativité des données d’entraînement et du choix d’un voisinage ni trop étroit ni trop large. Les classes rares peuvent rester difficiles à apprendre sans stratégies d’équilibrage adaptées ou apports de données supplémentaires. Des pistes d’amélioration consistent à sélectionner le contexte de façon adaptative en fonction de l’élément, à recourir à des régimes d’apprentissage semi-supervisés pour exploiter des corpus non étiquetés, et à mieux intégrer des informations relationnelles complémentaires.</w:t>
+      </w:r>
+    </w:p>
+    <w:p>
+      <w:pPr>
+        <w:rPr>
+          <w:lang w:val="fr-FR"/>
+        </w:rPr>
+      </w:pPr>
+      <w:r>
+        <w:rPr>
+          <w:lang w:val="fr-FR"/>
+        </w:rPr>
+        <w:t xml:space="preserve">En synthèse, </w:t>
+      </w:r>
+      <w:proofErr w:type="spellStart"/>
+      <w:r>
+        <w:rPr>
+          <w:lang w:val="fr-FR"/>
+        </w:rPr>
+        <w:t>ContextNet</w:t>
+      </w:r>
+      <w:proofErr w:type="spellEnd"/>
+      <w:r>
+        <w:rPr>
+          <w:lang w:val="fr-FR"/>
+        </w:rPr>
+        <w:t xml:space="preserve"> rajoute l’intégration du contexte spatial avec la forme géométrique, ce qui permet de dépasser les approches centrées sur l’objet isolé et de réduire les ambiguïtés récurrentes dans les modèles BIM. La chaîne reste conceptuellement simple, conversion IFC en nuages, extraction du voisinage, apprentissage conjoint forme-contexte, et produit un gain tangible sur la qualité sémantique, condition clé pour des échanges fiables et des analyses </w:t>
+      </w:r>
+      <w:proofErr w:type="spellStart"/>
+      <w:r>
+        <w:rPr>
+          <w:lang w:val="fr-FR"/>
+        </w:rPr>
+        <w:t>downstream</w:t>
+      </w:r>
+      <w:proofErr w:type="spellEnd"/>
+      <w:r>
+        <w:rPr>
+          <w:lang w:val="fr-FR"/>
+        </w:rPr>
+        <w:t xml:space="preserve"> robustes</w:t>
+      </w:r>
+      <w:r>
+        <w:rPr>
+          <w:lang w:val="fr-FR"/>
+        </w:rPr>
+        <w:t>.</w:t>
+      </w:r>
+    </w:p>
+    <w:p>
+      <w:pPr>
+        <w:rPr>
+          <w:lang w:val="fr-FR"/>
+        </w:rPr>
+      </w:pPr>
     </w:p>
     <w:sectPr>
       <w:pgSz w:w="11906" w:h="16838"/>
@@ -2396,6 +2993,13 @@
   <w:style w:type="paragraph" w:default="1" w:styleId="Normal">
     <w:name w:val="Normal"/>
     <w:qFormat/>
+    <w:rsid w:val="00D443A3"/>
+    <w:pPr>
+      <w:jc w:val="both"/>
+    </w:pPr>
+    <w:rPr>
+      <w:rFonts w:ascii="Times New Roman" w:hAnsi="Times New Roman"/>
+    </w:rPr>
   </w:style>
   <w:style w:type="paragraph" w:styleId="Titre1">
     <w:name w:val="heading 1"/>
@@ -2409,6 +3013,7 @@
       <w:keepNext/>
       <w:keepLines/>
       <w:spacing w:before="360" w:after="80"/>
+      <w:jc w:val="left"/>
       <w:outlineLvl w:val="0"/>
     </w:pPr>
     <w:rPr>
@@ -2433,6 +3038,7 @@
       <w:keepNext/>
       <w:keepLines/>
       <w:spacing w:before="160" w:after="80"/>
+      <w:jc w:val="left"/>
       <w:outlineLvl w:val="1"/>
     </w:pPr>
     <w:rPr>
@@ -2457,10 +3063,11 @@
       <w:keepNext/>
       <w:keepLines/>
       <w:spacing w:before="160" w:after="80"/>
+      <w:jc w:val="left"/>
       <w:outlineLvl w:val="2"/>
     </w:pPr>
     <w:rPr>
-      <w:rFonts w:eastAsiaTheme="majorEastAsia" w:cstheme="majorBidi"/>
+      <w:rFonts w:asciiTheme="minorHAnsi" w:eastAsiaTheme="majorEastAsia" w:hAnsiTheme="minorHAnsi" w:cstheme="majorBidi"/>
       <w:color w:val="000000" w:themeColor="text1"/>
       <w:sz w:val="28"/>
       <w:szCs w:val="28"/>
@@ -2481,10 +3088,11 @@
       <w:keepNext/>
       <w:keepLines/>
       <w:spacing w:before="80" w:after="40"/>
+      <w:jc w:val="left"/>
       <w:outlineLvl w:val="3"/>
     </w:pPr>
     <w:rPr>
-      <w:rFonts w:eastAsiaTheme="majorEastAsia" w:cstheme="majorBidi"/>
+      <w:rFonts w:asciiTheme="minorHAnsi" w:eastAsiaTheme="majorEastAsia" w:hAnsiTheme="minorHAnsi" w:cstheme="majorBidi"/>
       <w:i/>
       <w:iCs/>
       <w:color w:val="0F4761" w:themeColor="accent1" w:themeShade="BF"/>
@@ -2602,6 +3210,7 @@
   <w:style w:type="character" w:default="1" w:styleId="Policepardfaut">
     <w:name w:val="Default Paragraph Font"/>
     <w:uiPriority w:val="1"/>
+    <w:semiHidden/>
     <w:unhideWhenUsed/>
   </w:style>
   <w:style w:type="table" w:default="1" w:styleId="TableauNormal">
@@ -2674,7 +3283,6 @@
     <w:basedOn w:val="Policepardfaut"/>
     <w:link w:val="Titre4"/>
     <w:uiPriority w:val="9"/>
-    <w:semiHidden/>
     <w:rsid w:val="00CB79EC"/>
     <w:rPr>
       <w:rFonts w:eastAsiaTheme="majorEastAsia" w:cstheme="majorBidi"/>
@@ -2758,6 +3366,7 @@
     <w:pPr>
       <w:spacing w:after="80" w:line="240" w:lineRule="auto"/>
       <w:contextualSpacing/>
+      <w:jc w:val="left"/>
     </w:pPr>
     <w:rPr>
       <w:rFonts w:asciiTheme="majorHAnsi" w:eastAsiaTheme="majorEastAsia" w:hAnsiTheme="majorHAnsi" w:cstheme="majorBidi"/>
@@ -2793,9 +3402,10 @@
       <w:numPr>
         <w:ilvl w:val="1"/>
       </w:numPr>
+      <w:jc w:val="left"/>
     </w:pPr>
     <w:rPr>
-      <w:rFonts w:eastAsiaTheme="majorEastAsia" w:cstheme="majorBidi"/>
+      <w:rFonts w:asciiTheme="minorHAnsi" w:eastAsiaTheme="majorEastAsia" w:hAnsiTheme="minorHAnsi" w:cstheme="majorBidi"/>
       <w:color w:val="595959" w:themeColor="text1" w:themeTint="A6"/>
       <w:spacing w:val="15"/>
       <w:sz w:val="28"/>
@@ -2829,6 +3439,7 @@
       <w:jc w:val="center"/>
     </w:pPr>
     <w:rPr>
+      <w:rFonts w:asciiTheme="minorHAnsi" w:hAnsiTheme="minorHAnsi"/>
       <w:i/>
       <w:iCs/>
       <w:color w:val="404040" w:themeColor="text1" w:themeTint="BF"/>
@@ -2855,7 +3466,11 @@
     <w:pPr>
       <w:ind w:left="720"/>
       <w:contextualSpacing/>
+      <w:jc w:val="left"/>
     </w:pPr>
+    <w:rPr>
+      <w:rFonts w:asciiTheme="minorHAnsi" w:hAnsiTheme="minorHAnsi"/>
+    </w:rPr>
   </w:style>
   <w:style w:type="character" w:styleId="Accentuationintense">
     <w:name w:val="Intense Emphasis"/>
@@ -2887,6 +3502,7 @@
       <w:jc w:val="center"/>
     </w:pPr>
     <w:rPr>
+      <w:rFonts w:asciiTheme="minorHAnsi" w:hAnsiTheme="minorHAnsi"/>
       <w:i/>
       <w:iCs/>
       <w:color w:val="0F4761" w:themeColor="accent1" w:themeShade="BF"/>
@@ -2972,12 +3588,27 @@
     <w:rsid w:val="0094359F"/>
     <w:pPr>
       <w:spacing w:before="100" w:beforeAutospacing="1" w:after="100" w:afterAutospacing="1" w:line="240" w:lineRule="auto"/>
+      <w:jc w:val="left"/>
     </w:pPr>
     <w:rPr>
-      <w:rFonts w:ascii="Times New Roman" w:eastAsia="Times New Roman" w:hAnsi="Times New Roman" w:cs="Times New Roman"/>
+      <w:rFonts w:eastAsia="Times New Roman" w:cs="Times New Roman"/>
       <w:kern w:val="0"/>
       <w:lang w:eastAsia="es-AR"/>
       <w14:ligatures w14:val="none"/>
+    </w:rPr>
+  </w:style>
+  <w:style w:type="paragraph" w:styleId="Sansinterligne">
+    <w:name w:val="No Spacing"/>
+    <w:uiPriority w:val="1"/>
+    <w:qFormat/>
+    <w:rsid w:val="00D443A3"/>
+    <w:pPr>
+      <w:spacing w:after="0" w:line="240" w:lineRule="auto"/>
+      <w:jc w:val="both"/>
+    </w:pPr>
+    <w:rPr>
+      <w:rFonts w:ascii="Times New Roman" w:hAnsi="Times New Roman"/>
+      <w:b/>
     </w:rPr>
   </w:style>
 </w:styles>
